--- a/documents/WEDE5020 proposal 2.docx
+++ b/documents/WEDE5020 proposal 2.docx
@@ -2,6 +2,798 @@
 <file path=word/document.xml><?xml version="1.0" encoding="utf-8"?>
 <w:document xmlns:wpc="http://schemas.microsoft.com/office/word/2010/wordprocessingCanvas" xmlns:cx="http://schemas.microsoft.com/office/drawing/2014/chartex" xmlns:cx1="http://schemas.microsoft.com/office/drawing/2015/9/8/chartex" xmlns:cx2="http://schemas.microsoft.com/office/drawing/2015/10/21/chartex" xmlns:cx3="http://schemas.microsoft.com/office/drawing/2016/5/9/chartex" xmlns:cx4="http://schemas.microsoft.com/office/drawing/2016/5/10/chartex" xmlns:cx5="http://schemas.microsoft.com/office/drawing/2016/5/11/chartex" xmlns:cx6="http://schemas.microsoft.com/office/drawing/2016/5/12/chartex" xmlns:cx7="http://schemas.microsoft.com/office/drawing/2016/5/13/chartex" xmlns:cx8="http://schemas.microsoft.com/office/drawing/2016/5/14/chartex" xmlns:mc="http://schemas.openxmlformats.org/markup-compatibility/2006" xmlns:aink="http://schemas.microsoft.com/office/drawing/2016/ink" xmlns:am3d="http://schemas.microsoft.com/office/drawing/2017/model3d" xmlns:o="urn:schemas-microsoft-com:office:office" xmlns:oel="http://schemas.microsoft.com/office/2019/extlst" xmlns:r="http://schemas.openxmlformats.org/officeDocument/2006/relationships" xmlns:m="http://schemas.openxmlformats.org/officeDocument/2006/math" xmlns:v="urn:schemas-microsoft-com:vml" xmlns:wp14="http://schemas.microsoft.com/office/word/2010/wordprocessingDrawing" xmlns:wp="http://schemas.openxmlformats.org/drawingml/2006/wordprocessingDrawing" xmlns:w10="urn:schemas-microsoft-com:office:word" xmlns:w="http://schemas.openxmlformats.org/wordprocessingml/2006/main" xmlns:w14="http://schemas.microsoft.com/office/word/2010/wordml" xmlns:w15="http://schemas.microsoft.com/office/word/2012/wordml" xmlns:w16cei="http://schemas.microsoft.com/office/word/2026/wordml/cei" xmlns:w16cex="http://schemas.microsoft.com/office/word/2018/wordml/cex" xmlns:w16cid="http://schemas.microsoft.com/office/word/2016/wordml/cid" xmlns:w16="http://schemas.microsoft.com/office/word/2018/wordml" xmlns:w16du="http://schemas.microsoft.com/office/word/2023/wordml/word16du" xmlns:w16sdtdh="http://schemas.microsoft.com/office/word/2020/wordml/sdtdatahash" xmlns:w16sdtfl="http://schemas.microsoft.com/office/word/2024/wordml/sdtformatlock" xmlns:w16se="http://schemas.microsoft.com/office/word/2015/wordml/symex" xmlns:wpg="http://schemas.microsoft.com/office/word/2010/wordprocessingGroup" xmlns:wpi="http://schemas.microsoft.com/office/word/2010/wordprocessingInk" xmlns:wne="http://schemas.microsoft.com/office/word/2006/wordml" xmlns:wps="http://schemas.microsoft.com/office/word/2010/wordprocessingShape" mc:Ignorable="w14 w15 w16se w16cid w16 w16cex w16sdtdh w16sdtfl w16du wp14">
   <w:body>
+    <w:sdt>
+      <w:sdtPr>
+        <w:id w:val="543868739"/>
+        <w:docPartObj>
+          <w:docPartGallery w:val="Cover Pages"/>
+          <w:docPartUnique/>
+        </w:docPartObj>
+      </w:sdtPr>
+      <w:sdtContent>
+        <w:p>
+          <w:r>
+            <w:rPr>
+              <w:noProof/>
+            </w:rPr>
+            <mc:AlternateContent>
+              <mc:Choice Requires="wpg">
+                <w:drawing>
+                  <wp:anchor distT="0" distB="0" distL="114300" distR="114300" simplePos="0" relativeHeight="251659264" behindDoc="1" locked="0" layoutInCell="1" allowOverlap="1" wp14:anchorId="5574F35F" wp14:editId="03F7AED3">
+                    <wp:simplePos x="0" y="0"/>
+                    <wp:positionH relativeFrom="page">
+                      <wp:align>right</wp:align>
+                    </wp:positionH>
+                    <wp:positionV relativeFrom="page">
+                      <wp:align>bottom</wp:align>
+                    </wp:positionV>
+                    <wp:extent cx="7550150" cy="10668000"/>
+                    <wp:effectExtent l="0" t="0" r="0" b="0"/>
+                    <wp:wrapNone/>
+                    <wp:docPr id="193" name="Group 198"/>
+                    <wp:cNvGraphicFramePr/>
+                    <a:graphic xmlns:a="http://schemas.openxmlformats.org/drawingml/2006/main">
+                      <a:graphicData uri="http://schemas.microsoft.com/office/word/2010/wordprocessingGroup">
+                        <wpg:wgp>
+                          <wpg:cNvGrpSpPr/>
+                          <wpg:grpSpPr>
+                            <a:xfrm>
+                              <a:off x="0" y="0"/>
+                              <a:ext cx="7550150" cy="10668000"/>
+                              <a:chOff x="0" y="0"/>
+                              <a:chExt cx="6864824" cy="9123528"/>
+                            </a:xfrm>
+                          </wpg:grpSpPr>
+                          <wps:wsp>
+                            <wps:cNvPr id="194" name="Rectangle 194"/>
+                            <wps:cNvSpPr/>
+                            <wps:spPr>
+                              <a:xfrm>
+                                <a:off x="0" y="0"/>
+                                <a:ext cx="6858000" cy="1371600"/>
+                              </a:xfrm>
+                              <a:prstGeom prst="rect">
+                                <a:avLst/>
+                              </a:prstGeom>
+                              <a:solidFill>
+                                <a:schemeClr val="accent1"/>
+                              </a:solidFill>
+                              <a:ln>
+                                <a:noFill/>
+                              </a:ln>
+                            </wps:spPr>
+                            <wps:style>
+                              <a:lnRef idx="2">
+                                <a:schemeClr val="accent1">
+                                  <a:shade val="50000"/>
+                                </a:schemeClr>
+                              </a:lnRef>
+                              <a:fillRef idx="1">
+                                <a:schemeClr val="accent1"/>
+                              </a:fillRef>
+                              <a:effectRef idx="0">
+                                <a:schemeClr val="accent1"/>
+                              </a:effectRef>
+                              <a:fontRef idx="minor">
+                                <a:schemeClr val="lt1"/>
+                              </a:fontRef>
+                            </wps:style>
+                            <wps:bodyPr rot="0" spcFirstLastPara="0" vertOverflow="overflow" horzOverflow="overflow" vert="horz" wrap="square" lIns="91440" tIns="45720" rIns="91440" bIns="45720" numCol="1" spcCol="0" rtlCol="0" fromWordArt="0" anchor="ctr" anchorCtr="0" forceAA="0" compatLnSpc="1">
+                              <a:prstTxWarp prst="textNoShape">
+                                <a:avLst/>
+                              </a:prstTxWarp>
+                              <a:noAutofit/>
+                            </wps:bodyPr>
+                          </wps:wsp>
+                          <wps:wsp>
+                            <wps:cNvPr id="195" name="Rectangle 195"/>
+                            <wps:cNvSpPr/>
+                            <wps:spPr>
+                              <a:xfrm>
+                                <a:off x="0" y="4094328"/>
+                                <a:ext cx="6858000" cy="5029200"/>
+                              </a:xfrm>
+                              <a:prstGeom prst="rect">
+                                <a:avLst/>
+                              </a:prstGeom>
+                              <a:solidFill>
+                                <a:schemeClr val="accent1"/>
+                              </a:solidFill>
+                              <a:ln>
+                                <a:noFill/>
+                              </a:ln>
+                            </wps:spPr>
+                            <wps:style>
+                              <a:lnRef idx="2">
+                                <a:schemeClr val="accent1">
+                                  <a:shade val="50000"/>
+                                </a:schemeClr>
+                              </a:lnRef>
+                              <a:fillRef idx="1">
+                                <a:schemeClr val="accent1"/>
+                              </a:fillRef>
+                              <a:effectRef idx="0">
+                                <a:schemeClr val="accent1"/>
+                              </a:effectRef>
+                              <a:fontRef idx="minor">
+                                <a:schemeClr val="lt1"/>
+                              </a:fontRef>
+                            </wps:style>
+                            <wps:txbx>
+                              <w:txbxContent>
+                                <w:sdt>
+                                  <w:sdtPr>
+                                    <w:rPr>
+                                      <w:color w:val="FFFFFF" w:themeColor="background1"/>
+                                    </w:rPr>
+                                    <w:alias w:val="Author"/>
+                                    <w:tag w:val=""/>
+                                    <w:id w:val="945428907"/>
+                                    <w:dataBinding w:prefixMappings="xmlns:ns0='http://purl.org/dc/elements/1.1/' xmlns:ns1='http://schemas.openxmlformats.org/package/2006/metadata/core-properties' " w:xpath="/ns1:coreProperties[1]/ns0:creator[1]" w:storeItemID="{6C3C8BC8-F283-45AE-878A-BAB7291924A1}"/>
+                                    <w:text/>
+                                  </w:sdtPr>
+                                  <w:sdtContent>
+                                    <w:p>
+                                      <w:pPr>
+                                        <w:pStyle w:val="NoSpacing"/>
+                                        <w:spacing w:before="120"/>
+                                        <w:jc w:val="center"/>
+                                        <w:rPr>
+                                          <w:color w:val="FFFFFF" w:themeColor="background1"/>
+                                        </w:rPr>
+                                      </w:pPr>
+                                      <w:r>
+                                        <w:rPr>
+                                          <w:color w:val="FFFFFF" w:themeColor="background1"/>
+                                        </w:rPr>
+                                        <w:t>Mmathole Ramaboea</w:t>
+                                      </w:r>
+                                    </w:p>
+                                  </w:sdtContent>
+                                </w:sdt>
+                                <w:p>
+                                  <w:pPr>
+                                    <w:pStyle w:val="NoSpacing"/>
+                                    <w:spacing w:before="120"/>
+                                    <w:jc w:val="center"/>
+                                    <w:rPr>
+                                      <w:color w:val="FFFFFF" w:themeColor="background1"/>
+                                    </w:rPr>
+                                  </w:pPr>
+                                  <w:sdt>
+                                    <w:sdtPr>
+                                      <w:rPr>
+                                        <w:caps/>
+                                        <w:color w:val="FFFFFF" w:themeColor="background1"/>
+                                      </w:rPr>
+                                      <w:alias w:val="Company"/>
+                                      <w:tag w:val=""/>
+                                      <w:id w:val="1618182777"/>
+                                      <w:dataBinding w:prefixMappings="xmlns:ns0='http://schemas.openxmlformats.org/officeDocument/2006/extended-properties' " w:xpath="/ns0:Properties[1]/ns0:Company[1]" w:storeItemID="{6668398D-A668-4E3E-A5EB-62B293D839F1}"/>
+                                      <w:text/>
+                                    </w:sdtPr>
+                                    <w:sdtContent>
+                                      <w:r>
+                                        <w:rPr>
+                                          <w:caps/>
+                                          <w:color w:val="FFFFFF" w:themeColor="background1"/>
+                                        </w:rPr>
+                                        <w:t>Wede</w:t>
+                                      </w:r>
+                                      <w:r>
+                                        <w:rPr>
+                                          <w:caps/>
+                                          <w:color w:val="FFFFFF" w:themeColor="background1"/>
+                                        </w:rPr>
+                                        <w:t>5020</w:t>
+                                      </w:r>
+                                    </w:sdtContent>
+                                  </w:sdt>
+                                  <w:r>
+                                    <w:rPr>
+                                      <w:color w:val="FFFFFF" w:themeColor="background1"/>
+                                      <w:lang w:val="en-GB"/>
+                                    </w:rPr>
+                                    <w:t>  </w:t>
+                                  </w:r>
+                                  <w:sdt>
+                                    <w:sdtPr>
+                                      <w:rPr>
+                                        <w:color w:val="FFFFFF" w:themeColor="background1"/>
+                                      </w:rPr>
+                                      <w:alias w:val="Address"/>
+                                      <w:tag w:val=""/>
+                                      <w:id w:val="-253358678"/>
+                                      <w:dataBinding w:prefixMappings="xmlns:ns0='http://schemas.microsoft.com/office/2006/coverPageProps' " w:xpath="/ns0:CoverPageProperties[1]/ns0:CompanyAddress[1]" w:storeItemID="{55AF091B-3C7A-41E3-B477-F2FDAA23CFDA}"/>
+                                      <w:text/>
+                                    </w:sdtPr>
+                                    <w:sdtContent>
+                                      <w:r>
+                                        <w:rPr>
+                                          <w:color w:val="FFFFFF" w:themeColor="background1"/>
+                                        </w:rPr>
+                                        <w:t>ST10505573</w:t>
+                                      </w:r>
+                                    </w:sdtContent>
+                                  </w:sdt>
+                                </w:p>
+                              </w:txbxContent>
+                            </wps:txbx>
+                            <wps:bodyPr rot="0" spcFirstLastPara="0" vertOverflow="overflow" horzOverflow="overflow" vert="horz" wrap="square" lIns="457200" tIns="731520" rIns="457200" bIns="457200" numCol="1" spcCol="0" rtlCol="0" fromWordArt="0" anchor="b" anchorCtr="0" forceAA="0" compatLnSpc="1">
+                              <a:prstTxWarp prst="textNoShape">
+                                <a:avLst/>
+                              </a:prstTxWarp>
+                              <a:noAutofit/>
+                            </wps:bodyPr>
+                          </wps:wsp>
+                          <wps:wsp>
+                            <wps:cNvPr id="196" name="Text Box 196"/>
+                            <wps:cNvSpPr txBox="1"/>
+                            <wps:spPr>
+                              <a:xfrm>
+                                <a:off x="6824" y="1371600"/>
+                                <a:ext cx="6858000" cy="2722728"/>
+                              </a:xfrm>
+                              <a:prstGeom prst="rect">
+                                <a:avLst/>
+                              </a:prstGeom>
+                              <a:solidFill>
+                                <a:schemeClr val="bg1"/>
+                              </a:solidFill>
+                              <a:ln w="6350">
+                                <a:noFill/>
+                              </a:ln>
+                              <a:effectLst/>
+                            </wps:spPr>
+                            <wps:style>
+                              <a:lnRef idx="0">
+                                <a:schemeClr val="accent1"/>
+                              </a:lnRef>
+                              <a:fillRef idx="0">
+                                <a:schemeClr val="accent1"/>
+                              </a:fillRef>
+                              <a:effectRef idx="0">
+                                <a:schemeClr val="accent1"/>
+                              </a:effectRef>
+                              <a:fontRef idx="minor">
+                                <a:schemeClr val="dk1"/>
+                              </a:fontRef>
+                            </wps:style>
+                            <wps:txbx>
+                              <w:txbxContent>
+                                <w:p>
+                                  <w:pPr>
+                                    <w:spacing w:line="360" w:lineRule="auto"/>
+                                    <w:rPr>
+                                      <w:rFonts w:asciiTheme="majorHAnsi" w:hAnsiTheme="majorHAnsi"/>
+                                      <w:b/>
+                                      <w:bCs/>
+                                      <w:sz w:val="32"/>
+                                      <w:szCs w:val="32"/>
+                                      <w:u w:val="single"/>
+                                    </w:rPr>
+                                  </w:pPr>
+                                  <w:r>
+                                    <w:rPr>
+                                      <w:rFonts w:asciiTheme="majorHAnsi" w:hAnsiTheme="majorHAnsi"/>
+                                      <w:b/>
+                                      <w:bCs/>
+                                      <w:sz w:val="32"/>
+                                      <w:szCs w:val="32"/>
+                                    </w:rPr>
+                                    <w:t xml:space="preserve">Module Name: </w:t>
+                                  </w:r>
+                                  <w:r>
+                                    <w:rPr>
+                                      <w:rFonts w:asciiTheme="majorHAnsi" w:hAnsiTheme="majorHAnsi"/>
+                                      <w:b/>
+                                      <w:bCs/>
+                                      <w:sz w:val="32"/>
+                                      <w:szCs w:val="32"/>
+                                      <w:u w:val="single"/>
+                                    </w:rPr>
+                                    <w:t>Web Development</w:t>
+                                  </w:r>
+                                </w:p>
+                                <w:p>
+                                  <w:pPr>
+                                    <w:spacing w:line="360" w:lineRule="auto"/>
+                                    <w:rPr>
+                                      <w:rFonts w:asciiTheme="majorHAnsi" w:hAnsiTheme="majorHAnsi"/>
+                                      <w:b/>
+                                      <w:bCs/>
+                                      <w:sz w:val="32"/>
+                                      <w:szCs w:val="32"/>
+                                      <w:u w:val="single"/>
+                                    </w:rPr>
+                                  </w:pPr>
+                                  <w:r>
+                                    <w:rPr>
+                                      <w:rFonts w:asciiTheme="majorHAnsi" w:hAnsiTheme="majorHAnsi"/>
+                                      <w:b/>
+                                      <w:bCs/>
+                                      <w:sz w:val="32"/>
+                                      <w:szCs w:val="32"/>
+                                    </w:rPr>
+                                    <w:t xml:space="preserve">Module Code: </w:t>
+                                  </w:r>
+                                  <w:r>
+                                    <w:rPr>
+                                      <w:rFonts w:asciiTheme="majorHAnsi" w:hAnsiTheme="majorHAnsi"/>
+                                      <w:b/>
+                                      <w:bCs/>
+                                      <w:sz w:val="32"/>
+                                      <w:szCs w:val="32"/>
+                                      <w:u w:val="single"/>
+                                    </w:rPr>
+                                    <w:t>WEDE5020</w:t>
+                                  </w:r>
+                                </w:p>
+                                <w:p>
+                                  <w:pPr>
+                                    <w:spacing w:line="360" w:lineRule="auto"/>
+                                    <w:rPr>
+                                      <w:rFonts w:asciiTheme="majorHAnsi" w:hAnsiTheme="majorHAnsi"/>
+                                      <w:b/>
+                                      <w:bCs/>
+                                      <w:sz w:val="32"/>
+                                      <w:szCs w:val="32"/>
+                                      <w:u w:val="single"/>
+                                    </w:rPr>
+                                  </w:pPr>
+                                  <w:r>
+                                    <w:rPr>
+                                      <w:rFonts w:asciiTheme="majorHAnsi" w:hAnsiTheme="majorHAnsi"/>
+                                      <w:b/>
+                                      <w:bCs/>
+                                      <w:sz w:val="32"/>
+                                      <w:szCs w:val="32"/>
+                                    </w:rPr>
+                                    <w:t>Name:</w:t>
+                                  </w:r>
+                                  <w:r>
+                                    <w:rPr>
+                                      <w:rFonts w:asciiTheme="majorHAnsi" w:hAnsiTheme="majorHAnsi"/>
+                                      <w:b/>
+                                      <w:bCs/>
+                                      <w:sz w:val="32"/>
+                                      <w:szCs w:val="32"/>
+                                      <w:u w:val="single"/>
+                                    </w:rPr>
+                                    <w:t xml:space="preserve"> Mmathole Ramaboea</w:t>
+                                  </w:r>
+                                </w:p>
+                                <w:p>
+                                  <w:pPr>
+                                    <w:spacing w:line="360" w:lineRule="auto"/>
+                                    <w:rPr>
+                                      <w:rFonts w:asciiTheme="majorHAnsi" w:hAnsiTheme="majorHAnsi"/>
+                                      <w:b/>
+                                      <w:bCs/>
+                                      <w:sz w:val="32"/>
+                                      <w:szCs w:val="32"/>
+                                      <w:u w:val="single"/>
+                                    </w:rPr>
+                                  </w:pPr>
+                                  <w:r>
+                                    <w:rPr>
+                                      <w:rFonts w:asciiTheme="majorHAnsi" w:hAnsiTheme="majorHAnsi"/>
+                                      <w:b/>
+                                      <w:bCs/>
+                                      <w:sz w:val="32"/>
+                                      <w:szCs w:val="32"/>
+                                    </w:rPr>
+                                    <w:t xml:space="preserve">Student number: </w:t>
+                                  </w:r>
+                                  <w:r>
+                                    <w:rPr>
+                                      <w:rFonts w:asciiTheme="majorHAnsi" w:hAnsiTheme="majorHAnsi"/>
+                                      <w:b/>
+                                      <w:bCs/>
+                                      <w:sz w:val="32"/>
+                                      <w:szCs w:val="32"/>
+                                      <w:u w:val="single"/>
+                                    </w:rPr>
+                                    <w:t>ST10505573</w:t>
+                                  </w:r>
+                                </w:p>
+                                <w:p>
+                                  <w:pPr>
+                                    <w:spacing w:line="360" w:lineRule="auto"/>
+                                    <w:rPr>
+                                      <w:b/>
+                                      <w:bCs/>
+                                      <w:sz w:val="32"/>
+                                      <w:szCs w:val="32"/>
+                                      <w:u w:val="single"/>
+                                    </w:rPr>
+                                  </w:pPr>
+                                  <w:r>
+                                    <w:rPr>
+                                      <w:rFonts w:asciiTheme="majorHAnsi" w:hAnsiTheme="majorHAnsi"/>
+                                      <w:b/>
+                                      <w:bCs/>
+                                      <w:sz w:val="32"/>
+                                      <w:szCs w:val="32"/>
+                                    </w:rPr>
+                                    <w:t xml:space="preserve">Group number: </w:t>
+                                  </w:r>
+                                  <w:r>
+                                    <w:rPr>
+                                      <w:rFonts w:asciiTheme="majorHAnsi" w:hAnsiTheme="majorHAnsi"/>
+                                      <w:b/>
+                                      <w:bCs/>
+                                      <w:sz w:val="32"/>
+                                      <w:szCs w:val="32"/>
+                                      <w:u w:val="single"/>
+                                    </w:rPr>
+                                    <w:t>3</w:t>
+                                  </w:r>
+                                  <w:r>
+                                    <w:rPr>
+                                      <w:b/>
+                                      <w:bCs/>
+                                      <w:sz w:val="32"/>
+                                      <w:szCs w:val="32"/>
+                                      <w:u w:val="single"/>
+                                    </w:rPr>
+                                    <w:t xml:space="preserve"> </w:t>
+                                  </w:r>
+                                </w:p>
+                                <w:p>
+                                  <w:pPr>
+                                    <w:pStyle w:val="NoSpacing"/>
+                                    <w:rPr>
+                                      <w:rFonts w:asciiTheme="majorHAnsi" w:eastAsiaTheme="majorEastAsia" w:hAnsiTheme="majorHAnsi" w:cstheme="majorBidi"/>
+                                      <w:caps/>
+                                      <w:color w:val="156082" w:themeColor="accent1"/>
+                                      <w:sz w:val="72"/>
+                                      <w:szCs w:val="72"/>
+                                    </w:rPr>
+                                  </w:pPr>
+                                </w:p>
+                              </w:txbxContent>
+                            </wps:txbx>
+                            <wps:bodyPr rot="0" spcFirstLastPara="0" vertOverflow="overflow" horzOverflow="overflow" vert="horz" wrap="square" lIns="457200" tIns="91440" rIns="457200" bIns="91440" numCol="1" spcCol="0" rtlCol="0" fromWordArt="0" anchor="ctr" anchorCtr="0" forceAA="0" compatLnSpc="1">
+                              <a:prstTxWarp prst="textNoShape">
+                                <a:avLst/>
+                              </a:prstTxWarp>
+                              <a:noAutofit/>
+                            </wps:bodyPr>
+                          </wps:wsp>
+                        </wpg:wgp>
+                      </a:graphicData>
+                    </a:graphic>
+                    <wp14:sizeRelH relativeFrom="page">
+                      <wp14:pctWidth>0</wp14:pctWidth>
+                    </wp14:sizeRelH>
+                    <wp14:sizeRelV relativeFrom="page">
+                      <wp14:pctHeight>0</wp14:pctHeight>
+                    </wp14:sizeRelV>
+                  </wp:anchor>
+                </w:drawing>
+              </mc:Choice>
+              <mc:Fallback>
+                <w:pict>
+                  <v:group w14:anchorId="5574F35F" id="Group 198" o:spid="_x0000_s1026" style="position:absolute;margin-left:543.3pt;margin-top:0;width:594.5pt;height:840pt;z-index:-251657216;mso-position-horizontal:right;mso-position-horizontal-relative:page;mso-position-vertical:bottom;mso-position-vertical-relative:page" coordsize="68648,91235" o:gfxdata="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">
+                    <v:rect id="Rectangle 194" o:spid="_x0000_s1027" style="position:absolute;width:68580;height:13716;visibility:visible;mso-wrap-style:square;v-text-anchor:middle" o:gfxdata="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" fillcolor="#156082 [3204]" stroked="f" strokeweight="1.5pt"/>
+                    <v:rect id="Rectangle 195" o:spid="_x0000_s1028" style="position:absolute;top:40943;width:68580;height:50292;visibility:visible;mso-wrap-style:square;v-text-anchor:bottom" o:gfxdata="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" fillcolor="#156082 [3204]" stroked="f" strokeweight="1.5pt">
+                      <v:textbox inset="36pt,57.6pt,36pt,36pt">
+                        <w:txbxContent>
+                          <w:sdt>
+                            <w:sdtPr>
+                              <w:rPr>
+                                <w:color w:val="FFFFFF" w:themeColor="background1"/>
+                              </w:rPr>
+                              <w:alias w:val="Author"/>
+                              <w:tag w:val=""/>
+                              <w:id w:val="945428907"/>
+                              <w:dataBinding w:prefixMappings="xmlns:ns0='http://purl.org/dc/elements/1.1/' xmlns:ns1='http://schemas.openxmlformats.org/package/2006/metadata/core-properties' " w:xpath="/ns1:coreProperties[1]/ns0:creator[1]" w:storeItemID="{6C3C8BC8-F283-45AE-878A-BAB7291924A1}"/>
+                              <w:text/>
+                            </w:sdtPr>
+                            <w:sdtContent>
+                              <w:p>
+                                <w:pPr>
+                                  <w:pStyle w:val="NoSpacing"/>
+                                  <w:spacing w:before="120"/>
+                                  <w:jc w:val="center"/>
+                                  <w:rPr>
+                                    <w:color w:val="FFFFFF" w:themeColor="background1"/>
+                                  </w:rPr>
+                                </w:pPr>
+                                <w:r>
+                                  <w:rPr>
+                                    <w:color w:val="FFFFFF" w:themeColor="background1"/>
+                                  </w:rPr>
+                                  <w:t>Mmathole Ramaboea</w:t>
+                                </w:r>
+                              </w:p>
+                            </w:sdtContent>
+                          </w:sdt>
+                          <w:p>
+                            <w:pPr>
+                              <w:pStyle w:val="NoSpacing"/>
+                              <w:spacing w:before="120"/>
+                              <w:jc w:val="center"/>
+                              <w:rPr>
+                                <w:color w:val="FFFFFF" w:themeColor="background1"/>
+                              </w:rPr>
+                            </w:pPr>
+                            <w:sdt>
+                              <w:sdtPr>
+                                <w:rPr>
+                                  <w:caps/>
+                                  <w:color w:val="FFFFFF" w:themeColor="background1"/>
+                                </w:rPr>
+                                <w:alias w:val="Company"/>
+                                <w:tag w:val=""/>
+                                <w:id w:val="1618182777"/>
+                                <w:dataBinding w:prefixMappings="xmlns:ns0='http://schemas.openxmlformats.org/officeDocument/2006/extended-properties' " w:xpath="/ns0:Properties[1]/ns0:Company[1]" w:storeItemID="{6668398D-A668-4E3E-A5EB-62B293D839F1}"/>
+                                <w:text/>
+                              </w:sdtPr>
+                              <w:sdtContent>
+                                <w:r>
+                                  <w:rPr>
+                                    <w:caps/>
+                                    <w:color w:val="FFFFFF" w:themeColor="background1"/>
+                                  </w:rPr>
+                                  <w:t>Wede</w:t>
+                                </w:r>
+                                <w:r>
+                                  <w:rPr>
+                                    <w:caps/>
+                                    <w:color w:val="FFFFFF" w:themeColor="background1"/>
+                                  </w:rPr>
+                                  <w:t>5020</w:t>
+                                </w:r>
+                              </w:sdtContent>
+                            </w:sdt>
+                            <w:r>
+                              <w:rPr>
+                                <w:color w:val="FFFFFF" w:themeColor="background1"/>
+                                <w:lang w:val="en-GB"/>
+                              </w:rPr>
+                              <w:t>  </w:t>
+                            </w:r>
+                            <w:sdt>
+                              <w:sdtPr>
+                                <w:rPr>
+                                  <w:color w:val="FFFFFF" w:themeColor="background1"/>
+                                </w:rPr>
+                                <w:alias w:val="Address"/>
+                                <w:tag w:val=""/>
+                                <w:id w:val="-253358678"/>
+                                <w:dataBinding w:prefixMappings="xmlns:ns0='http://schemas.microsoft.com/office/2006/coverPageProps' " w:xpath="/ns0:CoverPageProperties[1]/ns0:CompanyAddress[1]" w:storeItemID="{55AF091B-3C7A-41E3-B477-F2FDAA23CFDA}"/>
+                                <w:text/>
+                              </w:sdtPr>
+                              <w:sdtContent>
+                                <w:r>
+                                  <w:rPr>
+                                    <w:color w:val="FFFFFF" w:themeColor="background1"/>
+                                  </w:rPr>
+                                  <w:t>ST10505573</w:t>
+                                </w:r>
+                              </w:sdtContent>
+                            </w:sdt>
+                          </w:p>
+                        </w:txbxContent>
+                      </v:textbox>
+                    </v:rect>
+                    <v:shapetype id="_x0000_t202" coordsize="21600,21600" o:spt="202" path="m,l,21600r21600,l21600,xe">
+                      <v:stroke joinstyle="miter"/>
+                      <v:path gradientshapeok="t" o:connecttype="rect"/>
+                    </v:shapetype>
+                    <v:shape id="Text Box 196" o:spid="_x0000_s1029" type="#_x0000_t202" style="position:absolute;left:68;top:13716;width:68580;height:27227;visibility:visible;mso-wrap-style:square;v-text-anchor:middle" o:gfxdata="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" fillcolor="white [3212]" stroked="f" strokeweight=".5pt">
+                      <v:textbox inset="36pt,7.2pt,36pt,7.2pt">
+                        <w:txbxContent>
+                          <w:p>
+                            <w:pPr>
+                              <w:spacing w:line="360" w:lineRule="auto"/>
+                              <w:rPr>
+                                <w:rFonts w:asciiTheme="majorHAnsi" w:hAnsiTheme="majorHAnsi"/>
+                                <w:b/>
+                                <w:bCs/>
+                                <w:sz w:val="32"/>
+                                <w:szCs w:val="32"/>
+                                <w:u w:val="single"/>
+                              </w:rPr>
+                            </w:pPr>
+                            <w:r>
+                              <w:rPr>
+                                <w:rFonts w:asciiTheme="majorHAnsi" w:hAnsiTheme="majorHAnsi"/>
+                                <w:b/>
+                                <w:bCs/>
+                                <w:sz w:val="32"/>
+                                <w:szCs w:val="32"/>
+                              </w:rPr>
+                              <w:t xml:space="preserve">Module Name: </w:t>
+                            </w:r>
+                            <w:r>
+                              <w:rPr>
+                                <w:rFonts w:asciiTheme="majorHAnsi" w:hAnsiTheme="majorHAnsi"/>
+                                <w:b/>
+                                <w:bCs/>
+                                <w:sz w:val="32"/>
+                                <w:szCs w:val="32"/>
+                                <w:u w:val="single"/>
+                              </w:rPr>
+                              <w:t>Web Development</w:t>
+                            </w:r>
+                          </w:p>
+                          <w:p>
+                            <w:pPr>
+                              <w:spacing w:line="360" w:lineRule="auto"/>
+                              <w:rPr>
+                                <w:rFonts w:asciiTheme="majorHAnsi" w:hAnsiTheme="majorHAnsi"/>
+                                <w:b/>
+                                <w:bCs/>
+                                <w:sz w:val="32"/>
+                                <w:szCs w:val="32"/>
+                                <w:u w:val="single"/>
+                              </w:rPr>
+                            </w:pPr>
+                            <w:r>
+                              <w:rPr>
+                                <w:rFonts w:asciiTheme="majorHAnsi" w:hAnsiTheme="majorHAnsi"/>
+                                <w:b/>
+                                <w:bCs/>
+                                <w:sz w:val="32"/>
+                                <w:szCs w:val="32"/>
+                              </w:rPr>
+                              <w:t xml:space="preserve">Module Code: </w:t>
+                            </w:r>
+                            <w:r>
+                              <w:rPr>
+                                <w:rFonts w:asciiTheme="majorHAnsi" w:hAnsiTheme="majorHAnsi"/>
+                                <w:b/>
+                                <w:bCs/>
+                                <w:sz w:val="32"/>
+                                <w:szCs w:val="32"/>
+                                <w:u w:val="single"/>
+                              </w:rPr>
+                              <w:t>WEDE5020</w:t>
+                            </w:r>
+                          </w:p>
+                          <w:p>
+                            <w:pPr>
+                              <w:spacing w:line="360" w:lineRule="auto"/>
+                              <w:rPr>
+                                <w:rFonts w:asciiTheme="majorHAnsi" w:hAnsiTheme="majorHAnsi"/>
+                                <w:b/>
+                                <w:bCs/>
+                                <w:sz w:val="32"/>
+                                <w:szCs w:val="32"/>
+                                <w:u w:val="single"/>
+                              </w:rPr>
+                            </w:pPr>
+                            <w:r>
+                              <w:rPr>
+                                <w:rFonts w:asciiTheme="majorHAnsi" w:hAnsiTheme="majorHAnsi"/>
+                                <w:b/>
+                                <w:bCs/>
+                                <w:sz w:val="32"/>
+                                <w:szCs w:val="32"/>
+                              </w:rPr>
+                              <w:t>Name:</w:t>
+                            </w:r>
+                            <w:r>
+                              <w:rPr>
+                                <w:rFonts w:asciiTheme="majorHAnsi" w:hAnsiTheme="majorHAnsi"/>
+                                <w:b/>
+                                <w:bCs/>
+                                <w:sz w:val="32"/>
+                                <w:szCs w:val="32"/>
+                                <w:u w:val="single"/>
+                              </w:rPr>
+                              <w:t xml:space="preserve"> Mmathole Ramaboea</w:t>
+                            </w:r>
+                          </w:p>
+                          <w:p>
+                            <w:pPr>
+                              <w:spacing w:line="360" w:lineRule="auto"/>
+                              <w:rPr>
+                                <w:rFonts w:asciiTheme="majorHAnsi" w:hAnsiTheme="majorHAnsi"/>
+                                <w:b/>
+                                <w:bCs/>
+                                <w:sz w:val="32"/>
+                                <w:szCs w:val="32"/>
+                                <w:u w:val="single"/>
+                              </w:rPr>
+                            </w:pPr>
+                            <w:r>
+                              <w:rPr>
+                                <w:rFonts w:asciiTheme="majorHAnsi" w:hAnsiTheme="majorHAnsi"/>
+                                <w:b/>
+                                <w:bCs/>
+                                <w:sz w:val="32"/>
+                                <w:szCs w:val="32"/>
+                              </w:rPr>
+                              <w:t xml:space="preserve">Student number: </w:t>
+                            </w:r>
+                            <w:r>
+                              <w:rPr>
+                                <w:rFonts w:asciiTheme="majorHAnsi" w:hAnsiTheme="majorHAnsi"/>
+                                <w:b/>
+                                <w:bCs/>
+                                <w:sz w:val="32"/>
+                                <w:szCs w:val="32"/>
+                                <w:u w:val="single"/>
+                              </w:rPr>
+                              <w:t>ST10505573</w:t>
+                            </w:r>
+                          </w:p>
+                          <w:p>
+                            <w:pPr>
+                              <w:spacing w:line="360" w:lineRule="auto"/>
+                              <w:rPr>
+                                <w:b/>
+                                <w:bCs/>
+                                <w:sz w:val="32"/>
+                                <w:szCs w:val="32"/>
+                                <w:u w:val="single"/>
+                              </w:rPr>
+                            </w:pPr>
+                            <w:r>
+                              <w:rPr>
+                                <w:rFonts w:asciiTheme="majorHAnsi" w:hAnsiTheme="majorHAnsi"/>
+                                <w:b/>
+                                <w:bCs/>
+                                <w:sz w:val="32"/>
+                                <w:szCs w:val="32"/>
+                              </w:rPr>
+                              <w:t xml:space="preserve">Group number: </w:t>
+                            </w:r>
+                            <w:r>
+                              <w:rPr>
+                                <w:rFonts w:asciiTheme="majorHAnsi" w:hAnsiTheme="majorHAnsi"/>
+                                <w:b/>
+                                <w:bCs/>
+                                <w:sz w:val="32"/>
+                                <w:szCs w:val="32"/>
+                                <w:u w:val="single"/>
+                              </w:rPr>
+                              <w:t>3</w:t>
+                            </w:r>
+                            <w:r>
+                              <w:rPr>
+                                <w:b/>
+                                <w:bCs/>
+                                <w:sz w:val="32"/>
+                                <w:szCs w:val="32"/>
+                                <w:u w:val="single"/>
+                              </w:rPr>
+                              <w:t xml:space="preserve"> </w:t>
+                            </w:r>
+                          </w:p>
+                          <w:p>
+                            <w:pPr>
+                              <w:pStyle w:val="NoSpacing"/>
+                              <w:rPr>
+                                <w:rFonts w:asciiTheme="majorHAnsi" w:eastAsiaTheme="majorEastAsia" w:hAnsiTheme="majorHAnsi" w:cstheme="majorBidi"/>
+                                <w:caps/>
+                                <w:color w:val="156082" w:themeColor="accent1"/>
+                                <w:sz w:val="72"/>
+                                <w:szCs w:val="72"/>
+                              </w:rPr>
+                            </w:pPr>
+                          </w:p>
+                        </w:txbxContent>
+                      </v:textbox>
+                    </v:shape>
+                    <w10:wrap anchorx="page" anchory="page"/>
+                  </v:group>
+                </w:pict>
+              </mc:Fallback>
+            </mc:AlternateContent>
+          </w:r>
+        </w:p>
+        <w:p>
+          <w:r>
+            <w:br w:type="page"/>
+          </w:r>
+        </w:p>
+      </w:sdtContent>
+    </w:sdt>
     <w:p>
       <w:pPr>
         <w:spacing w:line="360" w:lineRule="auto"/>
@@ -22,6 +814,7 @@
           <w:sz w:val="32"/>
           <w:szCs w:val="32"/>
         </w:rPr>
+        <w:lastRenderedPageBreak/>
         <w:t xml:space="preserve">Module Name: </w:t>
       </w:r>
       <w:r>
@@ -181,7 +974,6 @@
         <w:t xml:space="preserve"> </w:t>
       </w:r>
     </w:p>
-    <w:p/>
     <w:p/>
     <w:p/>
     <w:p/>
@@ -204,15 +996,9 @@
     <w:sdt>
       <w:sdtPr>
         <w:rPr>
-          <w:rFonts w:asciiTheme="minorHAnsi" w:eastAsiaTheme="minorHAnsi" w:hAnsiTheme="minorHAnsi" w:cstheme="minorBidi"/>
-          <w:color w:val="auto"/>
-          <w:kern w:val="2"/>
-          <w:sz w:val="24"/>
-          <w:szCs w:val="24"/>
-          <w:lang w:val="en-GB" w:eastAsia="en-US"/>
-          <w14:ligatures w14:val="standardContextual"/>
-        </w:rPr>
-        <w:id w:val="-48995559"/>
+          <w:lang w:val="en-GB"/>
+        </w:rPr>
+        <w:id w:val="192822404"/>
         <w:docPartObj>
           <w:docPartGallery w:val="Table of Contents"/>
           <w:docPartUnique/>
@@ -220,8 +1006,15 @@
       </w:sdtPr>
       <w:sdtEndPr>
         <w:rPr>
+          <w:rFonts w:asciiTheme="minorHAnsi" w:eastAsiaTheme="minorHAnsi" w:hAnsiTheme="minorHAnsi" w:cstheme="minorBidi"/>
           <w:b/>
           <w:bCs/>
+          <w:color w:val="auto"/>
+          <w:kern w:val="2"/>
+          <w:sz w:val="24"/>
+          <w:szCs w:val="24"/>
+          <w:lang w:eastAsia="en-US"/>
+          <w14:ligatures w14:val="standardContextual"/>
         </w:rPr>
       </w:sdtEndPr>
       <w:sdtContent>
@@ -257,7 +1050,7 @@
           <w:r>
             <w:fldChar w:fldCharType="separate"/>
           </w:r>
-          <w:hyperlink w:anchor="_Toc237638664" w:history="1">
+          <w:hyperlink w:anchor="_Toc237714260" w:history="1">
             <w:r>
               <w:rPr>
                 <w:rStyle w:val="Hyperlink"/>
@@ -284,7 +1077,7 @@
                 <w:noProof/>
                 <w:webHidden/>
               </w:rPr>
-              <w:instrText xml:space="preserve"> PAGEREF _Toc237638664 \h </w:instrText>
+              <w:instrText xml:space="preserve"> PAGEREF _Toc237714260 \h </w:instrText>
             </w:r>
             <w:r>
               <w:rPr>
@@ -327,11 +1120,12 @@
               <w:lang w:eastAsia="en-ZA"/>
             </w:rPr>
           </w:pPr>
-          <w:hyperlink w:anchor="_Toc237638665" w:history="1">
+          <w:hyperlink w:anchor="_Toc237714261" w:history="1">
             <w:r>
               <w:rPr>
                 <w:rStyle w:val="Hyperlink"/>
                 <w:noProof/>
+                <w:lang w:val="en-US"/>
               </w:rPr>
               <w:t>Website Goals and Objectives</w:t>
             </w:r>
@@ -354,7 +1148,7 @@
                 <w:noProof/>
                 <w:webHidden/>
               </w:rPr>
-              <w:instrText xml:space="preserve"> PAGEREF _Toc237638665 \h </w:instrText>
+              <w:instrText xml:space="preserve"> PAGEREF _Toc237714261 \h </w:instrText>
             </w:r>
             <w:r>
               <w:rPr>
@@ -397,7 +1191,7 @@
               <w:lang w:eastAsia="en-ZA"/>
             </w:rPr>
           </w:pPr>
-          <w:hyperlink w:anchor="_Toc237638666" w:history="1">
+          <w:hyperlink w:anchor="_Toc237714262" w:history="1">
             <w:r>
               <w:rPr>
                 <w:rStyle w:val="Hyperlink"/>
@@ -424,7 +1218,7 @@
                 <w:noProof/>
                 <w:webHidden/>
               </w:rPr>
-              <w:instrText xml:space="preserve"> PAGEREF _Toc237638666 \h </w:instrText>
+              <w:instrText xml:space="preserve"> PAGEREF _Toc237714262 \h </w:instrText>
             </w:r>
             <w:r>
               <w:rPr>
@@ -467,12 +1261,11 @@
               <w:lang w:eastAsia="en-ZA"/>
             </w:rPr>
           </w:pPr>
-          <w:hyperlink w:anchor="_Toc237638667" w:history="1">
+          <w:hyperlink w:anchor="_Toc237714263" w:history="1">
             <w:r>
               <w:rPr>
                 <w:rStyle w:val="Hyperlink"/>
                 <w:noProof/>
-                <w:lang w:val="en-US"/>
               </w:rPr>
               <w:t>Proposed Website Features and Functionality</w:t>
             </w:r>
@@ -495,7 +1288,7 @@
                 <w:noProof/>
                 <w:webHidden/>
               </w:rPr>
-              <w:instrText xml:space="preserve"> PAGEREF _Toc237638667 \h </w:instrText>
+              <w:instrText xml:space="preserve"> PAGEREF _Toc237714263 \h </w:instrText>
             </w:r>
             <w:r>
               <w:rPr>
@@ -538,12 +1331,11 @@
               <w:lang w:eastAsia="en-ZA"/>
             </w:rPr>
           </w:pPr>
-          <w:hyperlink w:anchor="_Toc237638668" w:history="1">
+          <w:hyperlink w:anchor="_Toc237714264" w:history="1">
             <w:r>
               <w:rPr>
                 <w:rStyle w:val="Hyperlink"/>
                 <w:noProof/>
-                <w:lang w:val="en-US"/>
               </w:rPr>
               <w:t>Design and User Experience</w:t>
             </w:r>
@@ -566,7 +1358,7 @@
                 <w:noProof/>
                 <w:webHidden/>
               </w:rPr>
-              <w:instrText xml:space="preserve"> PAGEREF _Toc237638668 \h </w:instrText>
+              <w:instrText xml:space="preserve"> PAGEREF _Toc237714264 \h </w:instrText>
             </w:r>
             <w:r>
               <w:rPr>
@@ -609,14 +1401,13 @@
               <w:lang w:eastAsia="en-ZA"/>
             </w:rPr>
           </w:pPr>
-          <w:hyperlink w:anchor="_Toc237638669" w:history="1">
+          <w:hyperlink w:anchor="_Toc237714265" w:history="1">
             <w:r>
               <w:rPr>
                 <w:rStyle w:val="Hyperlink"/>
                 <w:noProof/>
-                <w:lang w:val="en-US"/>
-              </w:rPr>
-              <w:t>Technical requirements</w:t>
+              </w:rPr>
+              <w:t>Technical Requirements</w:t>
             </w:r>
             <w:r>
               <w:rPr>
@@ -637,7 +1428,7 @@
                 <w:noProof/>
                 <w:webHidden/>
               </w:rPr>
-              <w:instrText xml:space="preserve"> PAGEREF _Toc237638669 \h </w:instrText>
+              <w:instrText xml:space="preserve"> PAGEREF _Toc237714265 \h </w:instrText>
             </w:r>
             <w:r>
               <w:rPr>
@@ -657,7 +1448,7 @@
                 <w:noProof/>
                 <w:webHidden/>
               </w:rPr>
-              <w:t>6</w:t>
+              <w:t>5</w:t>
             </w:r>
             <w:r>
               <w:rPr>
@@ -680,12 +1471,11 @@
               <w:lang w:eastAsia="en-ZA"/>
             </w:rPr>
           </w:pPr>
-          <w:hyperlink w:anchor="_Toc237638670" w:history="1">
+          <w:hyperlink w:anchor="_Toc237714266" w:history="1">
             <w:r>
               <w:rPr>
                 <w:rStyle w:val="Hyperlink"/>
                 <w:noProof/>
-                <w:lang w:val="en-US"/>
               </w:rPr>
               <w:t>Timeline and Milestones</w:t>
             </w:r>
@@ -708,7 +1498,7 @@
                 <w:noProof/>
                 <w:webHidden/>
               </w:rPr>
-              <w:instrText xml:space="preserve"> PAGEREF _Toc237638670 \h </w:instrText>
+              <w:instrText xml:space="preserve"> PAGEREF _Toc237714266 \h </w:instrText>
             </w:r>
             <w:r>
               <w:rPr>
@@ -751,14 +1541,13 @@
               <w:lang w:eastAsia="en-ZA"/>
             </w:rPr>
           </w:pPr>
-          <w:hyperlink w:anchor="_Toc237638671" w:history="1">
+          <w:hyperlink w:anchor="_Toc237714267" w:history="1">
             <w:r>
               <w:rPr>
                 <w:rStyle w:val="Hyperlink"/>
                 <w:noProof/>
-                <w:lang w:val="en-US"/>
-              </w:rPr>
-              <w:t>Budget</w:t>
+              </w:rPr>
+              <w:t>References</w:t>
             </w:r>
             <w:r>
               <w:rPr>
@@ -779,7 +1568,7 @@
                 <w:noProof/>
                 <w:webHidden/>
               </w:rPr>
-              <w:instrText xml:space="preserve"> PAGEREF _Toc237638671 \h </w:instrText>
+              <w:instrText xml:space="preserve"> PAGEREF _Toc237714267 \h </w:instrText>
             </w:r>
             <w:r>
               <w:rPr>
@@ -799,7 +1588,7 @@
                 <w:noProof/>
                 <w:webHidden/>
               </w:rPr>
-              <w:t>6</w:t>
+              <w:t>7</w:t>
             </w:r>
             <w:r>
               <w:rPr>
@@ -811,84 +1600,6 @@
           </w:hyperlink>
         </w:p>
         <w:p>
-          <w:pPr>
-            <w:pStyle w:val="TOC1"/>
-            <w:tabs>
-              <w:tab w:val="right" w:leader="dot" w:pos="9016"/>
-            </w:tabs>
-            <w:rPr>
-              <w:rFonts w:eastAsiaTheme="minorEastAsia"/>
-              <w:noProof/>
-              <w:lang w:eastAsia="en-ZA"/>
-            </w:rPr>
-          </w:pPr>
-          <w:hyperlink w:anchor="_Toc237638672" w:history="1">
-            <w:r>
-              <w:rPr>
-                <w:rStyle w:val="Hyperlink"/>
-                <w:noProof/>
-                <w:lang w:val="en-US"/>
-              </w:rPr>
-              <w:t>References</w:t>
-            </w:r>
-            <w:r>
-              <w:rPr>
-                <w:noProof/>
-                <w:webHidden/>
-              </w:rPr>
-              <w:tab/>
-            </w:r>
-            <w:r>
-              <w:rPr>
-                <w:noProof/>
-                <w:webHidden/>
-              </w:rPr>
-              <w:fldChar w:fldCharType="begin"/>
-            </w:r>
-            <w:r>
-              <w:rPr>
-                <w:noProof/>
-                <w:webHidden/>
-              </w:rPr>
-              <w:instrText xml:space="preserve"> PAGEREF _Toc237638672 \h </w:instrText>
-            </w:r>
-            <w:r>
-              <w:rPr>
-                <w:noProof/>
-                <w:webHidden/>
-              </w:rPr>
-            </w:r>
-            <w:r>
-              <w:rPr>
-                <w:noProof/>
-                <w:webHidden/>
-              </w:rPr>
-              <w:fldChar w:fldCharType="separate"/>
-            </w:r>
-            <w:r>
-              <w:rPr>
-                <w:noProof/>
-                <w:webHidden/>
-              </w:rPr>
-              <w:t>7</w:t>
-            </w:r>
-            <w:r>
-              <w:rPr>
-                <w:noProof/>
-                <w:webHidden/>
-              </w:rPr>
-              <w:fldChar w:fldCharType="end"/>
-            </w:r>
-          </w:hyperlink>
-        </w:p>
-        <w:p>
-          <w:pPr>
-            <w:rPr>
-              <w:b/>
-              <w:bCs/>
-              <w:lang w:val="en-GB"/>
-            </w:rPr>
-          </w:pPr>
           <w:r>
             <w:rPr>
               <w:b/>
@@ -900,6 +1611,17 @@
         </w:p>
       </w:sdtContent>
     </w:sdt>
+    <w:p/>
+    <w:p>
+      <w:pPr>
+        <w:pStyle w:val="TOCHeading"/>
+        <w:rPr>
+          <w:b/>
+          <w:bCs/>
+          <w:lang w:val="en-GB"/>
+        </w:rPr>
+      </w:pPr>
+    </w:p>
     <w:p/>
     <w:p/>
     <w:p/>
@@ -916,8 +1638,6 @@
     <w:p/>
     <w:p/>
     <w:p/>
-    <w:p/>
-    <w:p/>
     <w:p>
       <w:pPr>
         <w:pStyle w:val="Heading1"/>
@@ -926,7 +1646,8 @@
           <w:szCs w:val="24"/>
         </w:rPr>
       </w:pPr>
-      <w:bookmarkStart w:id="0" w:name="_Toc237638664"/>
+      <w:bookmarkStart w:id="0" w:name="_Toc237707124"/>
+      <w:bookmarkStart w:id="1" w:name="_Toc237714260"/>
       <w:r>
         <w:rPr>
           <w:sz w:val="24"/>
@@ -936,6 +1657,7 @@
         <w:t>Organisation Overview</w:t>
       </w:r>
       <w:bookmarkEnd w:id="0"/>
+      <w:bookmarkEnd w:id="1"/>
     </w:p>
     <w:p>
       <w:pPr>
@@ -997,33 +1719,159 @@
           <w:szCs w:val="22"/>
           <w:lang w:val="en-US"/>
         </w:rPr>
-        <w:t>History: Pick n Pay Is a major South African retail business serving customers through supermarkets, hypermarkets and online shopping.</w:t>
-      </w:r>
-      <w:r>
-        <w:rPr>
-          <w:sz w:val="22"/>
-          <w:szCs w:val="22"/>
-          <w:lang w:val="en-US"/>
-        </w:rPr>
-        <w:t xml:space="preserve"> Raymond Ackerman, their honorary life president and consumer champion purchased the first four Pick n Pay Stores in Cape Town, South Africa, in 1967. Today the group has 2227 stores across South Africa, Botswana, eSwatini, Lesotho, Namibia, Nigeria, Zambia and Zimbabwe. They operate through multiple store formats, including supermarkets, clothing and liquor stores and an online platform. The group trades under 2 main branches – Pick </w:t>
-      </w:r>
-      <w:proofErr w:type="spellStart"/>
-      <w:r>
-        <w:rPr>
-          <w:sz w:val="22"/>
-          <w:szCs w:val="22"/>
-          <w:lang w:val="en-US"/>
-        </w:rPr>
-        <w:t>n</w:t>
-      </w:r>
-      <w:proofErr w:type="spellEnd"/>
-      <w:r>
-        <w:rPr>
-          <w:sz w:val="22"/>
-          <w:szCs w:val="22"/>
-          <w:lang w:val="en-US"/>
-        </w:rPr>
-        <w:t xml:space="preserve"> Pay and Boxer.</w:t>
+        <w:t xml:space="preserve">History: Pick n Pay </w:t>
+      </w:r>
+      <w:r>
+        <w:rPr>
+          <w:sz w:val="22"/>
+          <w:szCs w:val="22"/>
+          <w:lang w:val="en-US"/>
+        </w:rPr>
+        <w:t xml:space="preserve">Is 1 of South </w:t>
+      </w:r>
+      <w:r>
+        <w:rPr>
+          <w:sz w:val="22"/>
+          <w:szCs w:val="22"/>
+          <w:lang w:val="en-US"/>
+        </w:rPr>
+        <w:t>Africa’s</w:t>
+      </w:r>
+      <w:r>
+        <w:rPr>
+          <w:sz w:val="22"/>
+          <w:szCs w:val="22"/>
+          <w:lang w:val="en-US"/>
+        </w:rPr>
+        <w:t xml:space="preserve"> leading retail companies, offering customers a wide range of services through</w:t>
+      </w:r>
+      <w:r>
+        <w:rPr>
+          <w:sz w:val="22"/>
+          <w:szCs w:val="22"/>
+          <w:lang w:val="en-US"/>
+        </w:rPr>
+        <w:t xml:space="preserve"> supermarkets, hypermarkets and online shopping.</w:t>
+      </w:r>
+      <w:r>
+        <w:rPr>
+          <w:sz w:val="22"/>
+          <w:szCs w:val="22"/>
+          <w:lang w:val="en-US"/>
+        </w:rPr>
+        <w:t xml:space="preserve"> Raymond Ackerman, their honorary life president and consumer champion purchased the first four Pick n Pay Stores in Cape Town, South Africa, in 1967. Today</w:t>
+      </w:r>
+      <w:r>
+        <w:rPr>
+          <w:sz w:val="22"/>
+          <w:szCs w:val="22"/>
+          <w:lang w:val="en-US"/>
+        </w:rPr>
+        <w:t xml:space="preserve">, </w:t>
+      </w:r>
+      <w:r>
+        <w:rPr>
+          <w:sz w:val="22"/>
+          <w:szCs w:val="22"/>
+          <w:lang w:val="en-US"/>
+        </w:rPr>
+        <w:t xml:space="preserve">the group operates 2227 </w:t>
+      </w:r>
+      <w:r>
+        <w:rPr>
+          <w:sz w:val="22"/>
+          <w:szCs w:val="22"/>
+          <w:lang w:val="en-US"/>
+        </w:rPr>
+        <w:t>stores across South Africa</w:t>
+      </w:r>
+      <w:r>
+        <w:rPr>
+          <w:sz w:val="22"/>
+          <w:szCs w:val="22"/>
+          <w:lang w:val="en-US"/>
+        </w:rPr>
+        <w:t xml:space="preserve"> </w:t>
+      </w:r>
+      <w:r>
+        <w:rPr>
+          <w:sz w:val="22"/>
+          <w:szCs w:val="22"/>
+          <w:lang w:val="en-US"/>
+        </w:rPr>
+        <w:t>and other several African countries</w:t>
+      </w:r>
+      <w:r>
+        <w:rPr>
+          <w:sz w:val="22"/>
+          <w:szCs w:val="22"/>
+          <w:lang w:val="en-US"/>
+        </w:rPr>
+        <w:t>,</w:t>
+      </w:r>
+      <w:r>
+        <w:rPr>
+          <w:sz w:val="22"/>
+          <w:szCs w:val="22"/>
+          <w:lang w:val="en-US"/>
+        </w:rPr>
+        <w:t xml:space="preserve"> </w:t>
+      </w:r>
+      <w:r>
+        <w:rPr>
+          <w:sz w:val="22"/>
+          <w:szCs w:val="22"/>
+          <w:lang w:val="en-US"/>
+        </w:rPr>
+        <w:t>including</w:t>
+      </w:r>
+      <w:r>
+        <w:rPr>
+          <w:sz w:val="22"/>
+          <w:szCs w:val="22"/>
+          <w:lang w:val="en-US"/>
+        </w:rPr>
+        <w:t xml:space="preserve"> Botswana, eSwatini, Lesotho, Namibia, Nigeria, Zambia and Zimbabwe. They operate through multiple store formats, including supermarkets, clothing and liquor stores and an online platform.</w:t>
+      </w:r>
+      <w:r>
+        <w:rPr>
+          <w:sz w:val="22"/>
+          <w:szCs w:val="22"/>
+          <w:lang w:val="en-US"/>
+        </w:rPr>
+        <w:t xml:space="preserve"> </w:t>
+      </w:r>
+      <w:r>
+        <w:rPr>
+          <w:sz w:val="22"/>
+          <w:szCs w:val="22"/>
+          <w:lang w:val="en-US"/>
+        </w:rPr>
+        <w:t>The company trades under 2 primary</w:t>
+      </w:r>
+      <w:r>
+        <w:rPr>
+          <w:sz w:val="22"/>
+          <w:szCs w:val="22"/>
+          <w:lang w:val="en-US"/>
+        </w:rPr>
+        <w:t xml:space="preserve"> branches</w:t>
+      </w:r>
+      <w:r>
+        <w:rPr>
+          <w:sz w:val="22"/>
+          <w:szCs w:val="22"/>
+          <w:lang w:val="en-US"/>
+        </w:rPr>
+        <w:t xml:space="preserve">: </w:t>
+      </w:r>
+      <w:r>
+        <w:rPr>
+          <w:sz w:val="22"/>
+          <w:szCs w:val="22"/>
+          <w:lang w:val="en-US"/>
+        </w:rPr>
+        <w:t xml:space="preserve"> Pick n Pay and Boxer.</w:t>
       </w:r>
     </w:p>
     <w:p>
@@ -1168,6 +2016,14 @@
           <w:szCs w:val="22"/>
           <w:lang w:val="en-US"/>
         </w:rPr>
+        <w:t xml:space="preserve"> who</w:t>
+      </w:r>
+      <w:r>
+        <w:rPr>
+          <w:sz w:val="22"/>
+          <w:szCs w:val="22"/>
+          <w:lang w:val="en-US"/>
+        </w:rPr>
         <w:t xml:space="preserve"> prefer shopping online and having groceries delivered to their homes.</w:t>
       </w:r>
     </w:p>
@@ -1208,6 +2064,8 @@
           <w:lang w:val="en-US"/>
         </w:rPr>
       </w:pPr>
+      <w:bookmarkStart w:id="2" w:name="_Toc237707125"/>
+      <w:bookmarkStart w:id="3" w:name="_Toc237714261"/>
       <w:r>
         <w:rPr>
           <w:sz w:val="24"/>
@@ -1216,6 +2074,8 @@
         </w:rPr>
         <w:t>Website Goals and Objectives</w:t>
       </w:r>
+      <w:bookmarkEnd w:id="2"/>
+      <w:bookmarkEnd w:id="3"/>
     </w:p>
     <w:p/>
     <w:p>
@@ -1251,7 +2111,39 @@
           <w:szCs w:val="22"/>
           <w:lang w:val="en-US"/>
         </w:rPr>
-        <w:t xml:space="preserve">Provide customers with an easy way to shop for groceries and other products online. </w:t>
+        <w:t xml:space="preserve">Provide customers with an easy way to </w:t>
+      </w:r>
+      <w:r>
+        <w:rPr>
+          <w:sz w:val="22"/>
+          <w:szCs w:val="22"/>
+          <w:lang w:val="en-US"/>
+        </w:rPr>
+        <w:t>purchase</w:t>
+      </w:r>
+      <w:r>
+        <w:rPr>
+          <w:sz w:val="22"/>
+          <w:szCs w:val="22"/>
+          <w:lang w:val="en-US"/>
+        </w:rPr>
+        <w:t xml:space="preserve"> groceries and other </w:t>
+      </w:r>
+      <w:r>
+        <w:rPr>
+          <w:sz w:val="22"/>
+          <w:szCs w:val="22"/>
+          <w:lang w:val="en-US"/>
+        </w:rPr>
+        <w:t xml:space="preserve">items </w:t>
+      </w:r>
+      <w:r>
+        <w:rPr>
+          <w:sz w:val="22"/>
+          <w:szCs w:val="22"/>
+          <w:lang w:val="en-US"/>
+        </w:rPr>
+        <w:t xml:space="preserve">online. </w:t>
       </w:r>
     </w:p>
     <w:p>
@@ -1272,7 +2164,47 @@
           <w:szCs w:val="22"/>
           <w:lang w:val="en-US"/>
         </w:rPr>
-        <w:t>Allow customers to browse different product categories including fresh produce, bakery, meat, dairy, household products and personal care.</w:t>
+        <w:t>Allow</w:t>
+      </w:r>
+      <w:r>
+        <w:rPr>
+          <w:sz w:val="22"/>
+          <w:szCs w:val="22"/>
+          <w:lang w:val="en-US"/>
+        </w:rPr>
+        <w:t xml:space="preserve"> browsing </w:t>
+      </w:r>
+      <w:r>
+        <w:rPr>
+          <w:sz w:val="22"/>
+          <w:szCs w:val="22"/>
+          <w:lang w:val="en-US"/>
+        </w:rPr>
+        <w:t xml:space="preserve">across </w:t>
+      </w:r>
+      <w:r>
+        <w:rPr>
+          <w:sz w:val="22"/>
+          <w:szCs w:val="22"/>
+          <w:lang w:val="en-US"/>
+        </w:rPr>
+        <w:t xml:space="preserve">different product categories </w:t>
+      </w:r>
+      <w:r>
+        <w:rPr>
+          <w:sz w:val="22"/>
+          <w:szCs w:val="22"/>
+          <w:lang w:val="en-US"/>
+        </w:rPr>
+        <w:t xml:space="preserve">such as </w:t>
+      </w:r>
+      <w:r>
+        <w:rPr>
+          <w:sz w:val="22"/>
+          <w:szCs w:val="22"/>
+          <w:lang w:val="en-US"/>
+        </w:rPr>
+        <w:t>fresh produce, bakery, meat, dairy, household products and personal care.</w:t>
       </w:r>
     </w:p>
     <w:p>
@@ -1293,7 +2225,71 @@
           <w:szCs w:val="22"/>
           <w:lang w:val="en-US"/>
         </w:rPr>
-        <w:t>Promote special offers and smart shopper prices.</w:t>
+        <w:t xml:space="preserve">Promote </w:t>
+      </w:r>
+      <w:r>
+        <w:rPr>
+          <w:sz w:val="22"/>
+          <w:szCs w:val="22"/>
+          <w:lang w:val="en-US"/>
+        </w:rPr>
+        <w:t xml:space="preserve">discounts </w:t>
+      </w:r>
+      <w:r>
+        <w:rPr>
+          <w:sz w:val="22"/>
+          <w:szCs w:val="22"/>
+          <w:lang w:val="en-US"/>
+        </w:rPr>
+        <w:t xml:space="preserve">and </w:t>
+      </w:r>
+      <w:r>
+        <w:rPr>
+          <w:sz w:val="22"/>
+          <w:szCs w:val="22"/>
+          <w:lang w:val="en-US"/>
+        </w:rPr>
+        <w:t>S</w:t>
+      </w:r>
+      <w:r>
+        <w:rPr>
+          <w:sz w:val="22"/>
+          <w:szCs w:val="22"/>
+          <w:lang w:val="en-US"/>
+        </w:rPr>
+        <w:t xml:space="preserve">mart </w:t>
+      </w:r>
+      <w:r>
+        <w:rPr>
+          <w:sz w:val="22"/>
+          <w:szCs w:val="22"/>
+          <w:lang w:val="en-US"/>
+        </w:rPr>
+        <w:t>S</w:t>
+      </w:r>
+      <w:r>
+        <w:rPr>
+          <w:sz w:val="22"/>
+          <w:szCs w:val="22"/>
+          <w:lang w:val="en-US"/>
+        </w:rPr>
+        <w:t xml:space="preserve">hopper </w:t>
+      </w:r>
+      <w:r>
+        <w:rPr>
+          <w:sz w:val="22"/>
+          <w:szCs w:val="22"/>
+          <w:lang w:val="en-US"/>
+        </w:rPr>
+        <w:t>deal</w:t>
+      </w:r>
+      <w:r>
+        <w:rPr>
+          <w:sz w:val="22"/>
+          <w:szCs w:val="22"/>
+          <w:lang w:val="en-US"/>
+        </w:rPr>
+        <w:t>s.</w:t>
       </w:r>
     </w:p>
     <w:p>
@@ -1314,8 +2310,72 @@
           <w:szCs w:val="22"/>
           <w:lang w:val="en-US"/>
         </w:rPr>
-        <w:t>Provide information about Pick n Pay’s services, stores and programs.</w:t>
-      </w:r>
+        <w:t>Provide information about Pick n Pay’s services, store</w:t>
+      </w:r>
+      <w:r>
+        <w:rPr>
+          <w:sz w:val="22"/>
+          <w:szCs w:val="22"/>
+          <w:lang w:val="en-US"/>
+        </w:rPr>
+        <w:t xml:space="preserve"> </w:t>
+      </w:r>
+      <w:r>
+        <w:rPr>
+          <w:sz w:val="22"/>
+          <w:szCs w:val="22"/>
+          <w:lang w:val="en-US"/>
+        </w:rPr>
+        <w:t>locations</w:t>
+      </w:r>
+      <w:r>
+        <w:rPr>
+          <w:sz w:val="22"/>
+          <w:szCs w:val="22"/>
+          <w:lang w:val="en-US"/>
+        </w:rPr>
+        <w:t xml:space="preserve"> and programs.</w:t>
+      </w:r>
+    </w:p>
+    <w:p>
+      <w:pPr>
+        <w:rPr>
+          <w:sz w:val="22"/>
+          <w:szCs w:val="22"/>
+        </w:rPr>
+      </w:pPr>
+    </w:p>
+    <w:p>
+      <w:pPr>
+        <w:rPr>
+          <w:sz w:val="22"/>
+          <w:szCs w:val="22"/>
+        </w:rPr>
+      </w:pPr>
+    </w:p>
+    <w:p>
+      <w:pPr>
+        <w:rPr>
+          <w:sz w:val="22"/>
+          <w:szCs w:val="22"/>
+        </w:rPr>
+      </w:pPr>
+    </w:p>
+    <w:p>
+      <w:pPr>
+        <w:rPr>
+          <w:sz w:val="22"/>
+          <w:szCs w:val="22"/>
+        </w:rPr>
+      </w:pPr>
+    </w:p>
+    <w:p>
+      <w:pPr>
+        <w:rPr>
+          <w:sz w:val="22"/>
+          <w:szCs w:val="22"/>
+        </w:rPr>
+      </w:pPr>
     </w:p>
     <w:p>
       <w:pPr>
@@ -1333,13 +2393,18 @@
           <w:szCs w:val="24"/>
         </w:rPr>
       </w:pPr>
+      <w:bookmarkStart w:id="4" w:name="_Toc237707126"/>
+      <w:bookmarkStart w:id="5" w:name="_Toc237714262"/>
       <w:r>
         <w:rPr>
           <w:sz w:val="24"/>
           <w:szCs w:val="24"/>
         </w:rPr>
+        <w:lastRenderedPageBreak/>
         <w:t>Current Website Analysis</w:t>
       </w:r>
+      <w:bookmarkEnd w:id="4"/>
+      <w:bookmarkEnd w:id="5"/>
     </w:p>
     <w:p/>
     <w:p>
@@ -1398,23 +2463,37 @@
         </w:rPr>
         <w:t xml:space="preserve">Shopping lists are easily </w:t>
       </w:r>
-      <w:proofErr w:type="gramStart"/>
-      <w:r>
-        <w:rPr>
-          <w:sz w:val="22"/>
-          <w:szCs w:val="22"/>
-          <w:lang w:val="en-US"/>
-        </w:rPr>
-        <w:t>created</w:t>
-      </w:r>
-      <w:proofErr w:type="gramEnd"/>
-      <w:r>
-        <w:rPr>
-          <w:sz w:val="22"/>
-          <w:szCs w:val="22"/>
-          <w:lang w:val="en-US"/>
-        </w:rPr>
-        <w:t xml:space="preserve"> and customers can view favorites and buy products that they bought again.</w:t>
+      <w:r>
+        <w:rPr>
+          <w:sz w:val="22"/>
+          <w:szCs w:val="22"/>
+          <w:lang w:val="en-US"/>
+        </w:rPr>
+        <w:t>created,</w:t>
+      </w:r>
+      <w:r>
+        <w:rPr>
+          <w:sz w:val="22"/>
+          <w:szCs w:val="22"/>
+          <w:lang w:val="en-US"/>
+        </w:rPr>
+        <w:t xml:space="preserve"> and customers can view favorites and buy products that they bought</w:t>
+      </w:r>
+      <w:r>
+        <w:rPr>
+          <w:sz w:val="22"/>
+          <w:szCs w:val="22"/>
+          <w:lang w:val="en-US"/>
+        </w:rPr>
+        <w:t xml:space="preserve"> before</w:t>
+      </w:r>
+      <w:r>
+        <w:rPr>
+          <w:sz w:val="22"/>
+          <w:szCs w:val="22"/>
+          <w:lang w:val="en-US"/>
+        </w:rPr>
+        <w:t xml:space="preserve"> again.</w:t>
       </w:r>
     </w:p>
     <w:p>
@@ -1456,30 +2535,69 @@
           <w:szCs w:val="22"/>
           <w:lang w:val="en-US"/>
         </w:rPr>
-        <w:t>Such functionality makes finding products easier</w:t>
-      </w:r>
-    </w:p>
-    <w:p>
-      <w:pPr>
-        <w:rPr>
-          <w:sz w:val="22"/>
-          <w:szCs w:val="22"/>
-        </w:rPr>
-      </w:pPr>
-    </w:p>
-    <w:p>
-      <w:pPr>
-        <w:rPr>
-          <w:sz w:val="22"/>
-          <w:szCs w:val="22"/>
-        </w:rPr>
-      </w:pPr>
-      <w:r>
-        <w:rPr>
-          <w:sz w:val="22"/>
-          <w:szCs w:val="22"/>
-        </w:rPr>
-        <w:lastRenderedPageBreak/>
+        <w:t>S</w:t>
+      </w:r>
+      <w:r>
+        <w:rPr>
+          <w:sz w:val="22"/>
+          <w:szCs w:val="22"/>
+          <w:lang w:val="en-US"/>
+        </w:rPr>
+        <w:t>ear</w:t>
+      </w:r>
+      <w:r>
+        <w:rPr>
+          <w:sz w:val="22"/>
+          <w:szCs w:val="22"/>
+          <w:lang w:val="en-US"/>
+        </w:rPr>
+        <w:t>ch functionality mak</w:t>
+      </w:r>
+      <w:r>
+        <w:rPr>
+          <w:sz w:val="22"/>
+          <w:szCs w:val="22"/>
+          <w:lang w:val="en-US"/>
+        </w:rPr>
+        <w:t xml:space="preserve">ing </w:t>
+      </w:r>
+      <w:r>
+        <w:rPr>
+          <w:sz w:val="22"/>
+          <w:szCs w:val="22"/>
+          <w:lang w:val="en-US"/>
+        </w:rPr>
+        <w:t>finding products eas</w:t>
+      </w:r>
+      <w:r>
+        <w:rPr>
+          <w:sz w:val="22"/>
+          <w:szCs w:val="22"/>
+          <w:lang w:val="en-US"/>
+        </w:rPr>
+        <w:t>y</w:t>
+      </w:r>
+    </w:p>
+    <w:p>
+      <w:pPr>
+        <w:rPr>
+          <w:sz w:val="22"/>
+          <w:szCs w:val="22"/>
+        </w:rPr>
+      </w:pPr>
+    </w:p>
+    <w:p>
+      <w:pPr>
+        <w:rPr>
+          <w:sz w:val="22"/>
+          <w:szCs w:val="22"/>
+        </w:rPr>
+      </w:pPr>
+      <w:r>
+        <w:rPr>
+          <w:sz w:val="22"/>
+          <w:szCs w:val="22"/>
+        </w:rPr>
         <w:t>Weaknesses:</w:t>
       </w:r>
     </w:p>
@@ -1522,7 +2640,23 @@
           <w:szCs w:val="22"/>
           <w:lang w:val="en-US"/>
         </w:rPr>
-        <w:t>The website could be how to use for first time users</w:t>
+        <w:t>The website could be h</w:t>
+      </w:r>
+      <w:r>
+        <w:rPr>
+          <w:sz w:val="22"/>
+          <w:szCs w:val="22"/>
+          <w:lang w:val="en-US"/>
+        </w:rPr>
+        <w:t>ard</w:t>
+      </w:r>
+      <w:r>
+        <w:rPr>
+          <w:sz w:val="22"/>
+          <w:szCs w:val="22"/>
+          <w:lang w:val="en-US"/>
+        </w:rPr>
+        <w:t xml:space="preserve"> to use for first time users</w:t>
       </w:r>
       <w:r>
         <w:rPr>
@@ -1531,6 +2665,85 @@
           <w:lang w:val="en-US"/>
         </w:rPr>
         <w:t>.</w:t>
+      </w:r>
+    </w:p>
+    <w:p>
+      <w:pPr>
+        <w:pStyle w:val="ListParagraph"/>
+        <w:numPr>
+          <w:ilvl w:val="0"/>
+          <w:numId w:val="7"/>
+        </w:numPr>
+        <w:rPr>
+          <w:sz w:val="22"/>
+          <w:szCs w:val="22"/>
+        </w:rPr>
+      </w:pPr>
+      <w:r>
+        <w:rPr>
+          <w:sz w:val="22"/>
+          <w:szCs w:val="22"/>
+          <w:lang w:val="en-US"/>
+        </w:rPr>
+        <w:t>Delivery can be slow</w:t>
+      </w:r>
+      <w:r>
+        <w:rPr>
+          <w:sz w:val="22"/>
+          <w:szCs w:val="22"/>
+          <w:lang w:val="en-US"/>
+        </w:rPr>
+        <w:t>.</w:t>
+      </w:r>
+    </w:p>
+    <w:p>
+      <w:pPr>
+        <w:rPr>
+          <w:sz w:val="22"/>
+          <w:szCs w:val="22"/>
+        </w:rPr>
+      </w:pPr>
+    </w:p>
+    <w:p>
+      <w:pPr>
+        <w:rPr>
+          <w:sz w:val="22"/>
+          <w:szCs w:val="22"/>
+        </w:rPr>
+      </w:pPr>
+      <w:r>
+        <w:rPr>
+          <w:sz w:val="22"/>
+          <w:szCs w:val="22"/>
+        </w:rPr>
+        <w:t>Areas of Improvement</w:t>
+      </w:r>
+    </w:p>
+    <w:p>
+      <w:pPr>
+        <w:pStyle w:val="ListParagraph"/>
+        <w:numPr>
+          <w:ilvl w:val="0"/>
+          <w:numId w:val="9"/>
+        </w:numPr>
+        <w:rPr>
+          <w:sz w:val="22"/>
+          <w:szCs w:val="22"/>
+        </w:rPr>
+      </w:pPr>
+      <w:r>
+        <w:rPr>
+          <w:sz w:val="22"/>
+          <w:szCs w:val="22"/>
+        </w:rPr>
+        <w:t>The website could use a simpler lay</w:t>
+      </w:r>
+      <w:r>
+        <w:rPr>
+          <w:sz w:val="22"/>
+          <w:szCs w:val="22"/>
+        </w:rPr>
+        <w:t>out for first time users.</w:t>
       </w:r>
     </w:p>
     <w:p>
@@ -1549,13 +2762,351 @@
           <w:szCs w:val="24"/>
         </w:rPr>
       </w:pPr>
+      <w:bookmarkStart w:id="6" w:name="_Toc237707127"/>
+      <w:bookmarkStart w:id="7" w:name="_Toc237714263"/>
       <w:r>
         <w:rPr>
           <w:sz w:val="24"/>
           <w:szCs w:val="24"/>
         </w:rPr>
+        <w:t>Proposed Website Features and Functionality</w:t>
+      </w:r>
+      <w:bookmarkEnd w:id="6"/>
+      <w:bookmarkEnd w:id="7"/>
+    </w:p>
+    <w:p>
+      <w:pPr>
+        <w:pStyle w:val="ListParagraph"/>
+        <w:numPr>
+          <w:ilvl w:val="0"/>
+          <w:numId w:val="9"/>
+        </w:numPr>
+        <w:rPr>
+          <w:sz w:val="22"/>
+          <w:szCs w:val="22"/>
+        </w:rPr>
+      </w:pPr>
+      <w:r>
+        <w:rPr>
+          <w:sz w:val="22"/>
+          <w:szCs w:val="22"/>
+        </w:rPr>
+        <w:t>Home page</w:t>
+      </w:r>
+      <w:r>
+        <w:rPr>
+          <w:sz w:val="22"/>
+          <w:szCs w:val="22"/>
+        </w:rPr>
+        <w:t>:</w:t>
+      </w:r>
+    </w:p>
+    <w:p>
+      <w:pPr>
+        <w:pStyle w:val="ListParagraph"/>
+        <w:ind w:left="1080"/>
+        <w:rPr>
+          <w:sz w:val="22"/>
+          <w:szCs w:val="22"/>
+        </w:rPr>
+      </w:pPr>
+      <w:r>
+        <w:rPr>
+          <w:sz w:val="22"/>
+          <w:szCs w:val="22"/>
+        </w:rPr>
+        <w:t>-Pick n Pay</w:t>
+      </w:r>
+      <w:r>
+        <w:rPr>
+          <w:sz w:val="22"/>
+          <w:szCs w:val="22"/>
+        </w:rPr>
+        <w:t>’s current promotions</w:t>
+      </w:r>
+    </w:p>
+    <w:p>
+      <w:pPr>
+        <w:pStyle w:val="ListParagraph"/>
+        <w:ind w:left="1080"/>
+        <w:rPr>
+          <w:sz w:val="22"/>
+          <w:szCs w:val="22"/>
+        </w:rPr>
+      </w:pPr>
+      <w:r>
+        <w:rPr>
+          <w:sz w:val="22"/>
+          <w:szCs w:val="22"/>
+        </w:rPr>
+        <w:t>-Search bar</w:t>
+      </w:r>
+    </w:p>
+    <w:p>
+      <w:pPr>
+        <w:pStyle w:val="ListParagraph"/>
+        <w:ind w:left="1080"/>
+        <w:rPr>
+          <w:sz w:val="22"/>
+          <w:szCs w:val="22"/>
+        </w:rPr>
+      </w:pPr>
+      <w:r>
+        <w:rPr>
+          <w:sz w:val="22"/>
+          <w:szCs w:val="22"/>
+        </w:rPr>
+        <w:t>-</w:t>
+      </w:r>
+      <w:r>
+        <w:rPr>
+          <w:sz w:val="22"/>
+          <w:szCs w:val="22"/>
+        </w:rPr>
+        <w:t>Main navigation menu</w:t>
+      </w:r>
+    </w:p>
+    <w:p>
+      <w:pPr>
+        <w:pStyle w:val="ListParagraph"/>
+        <w:ind w:left="1080"/>
+        <w:rPr>
+          <w:sz w:val="22"/>
+          <w:szCs w:val="22"/>
+        </w:rPr>
+      </w:pPr>
+      <w:r>
+        <w:rPr>
+          <w:sz w:val="22"/>
+          <w:szCs w:val="22"/>
+        </w:rPr>
+        <w:t>-</w:t>
+      </w:r>
+      <w:r>
+        <w:rPr>
+          <w:sz w:val="22"/>
+          <w:szCs w:val="22"/>
+        </w:rPr>
+        <w:t>Promoting the smart shopper</w:t>
+      </w:r>
+    </w:p>
+    <w:p>
+      <w:pPr>
+        <w:pStyle w:val="ListParagraph"/>
+        <w:ind w:left="1080"/>
+        <w:rPr>
+          <w:sz w:val="22"/>
+          <w:szCs w:val="22"/>
+        </w:rPr>
+      </w:pPr>
+    </w:p>
+    <w:p>
+      <w:pPr>
+        <w:pStyle w:val="ListParagraph"/>
+        <w:numPr>
+          <w:ilvl w:val="0"/>
+          <w:numId w:val="9"/>
+        </w:numPr>
+        <w:rPr>
+          <w:sz w:val="22"/>
+          <w:szCs w:val="22"/>
+        </w:rPr>
+      </w:pPr>
+      <w:r>
+        <w:rPr>
+          <w:sz w:val="22"/>
+          <w:szCs w:val="22"/>
+        </w:rPr>
+        <w:t>About Us</w:t>
+      </w:r>
+    </w:p>
+    <w:p>
+      <w:pPr>
+        <w:pStyle w:val="ListParagraph"/>
+        <w:ind w:left="1080"/>
+        <w:rPr>
+          <w:sz w:val="22"/>
+          <w:szCs w:val="22"/>
+        </w:rPr>
+      </w:pPr>
+      <w:r>
+        <w:rPr>
+          <w:sz w:val="22"/>
+          <w:szCs w:val="22"/>
+        </w:rPr>
+        <w:t>-includes a little bit of their history</w:t>
+      </w:r>
+      <w:r>
+        <w:rPr>
+          <w:sz w:val="22"/>
+          <w:szCs w:val="22"/>
+        </w:rPr>
+        <w:t xml:space="preserve"> and information</w:t>
+      </w:r>
+    </w:p>
+    <w:p>
+      <w:pPr>
+        <w:pStyle w:val="ListParagraph"/>
+        <w:ind w:left="1080"/>
+        <w:rPr>
+          <w:sz w:val="22"/>
+          <w:szCs w:val="22"/>
+        </w:rPr>
+      </w:pPr>
+    </w:p>
+    <w:p>
+      <w:pPr>
+        <w:pStyle w:val="ListParagraph"/>
+        <w:numPr>
+          <w:ilvl w:val="0"/>
+          <w:numId w:val="9"/>
+        </w:numPr>
+        <w:rPr>
+          <w:sz w:val="22"/>
+          <w:szCs w:val="22"/>
+        </w:rPr>
+      </w:pPr>
+      <w:r>
+        <w:rPr>
+          <w:sz w:val="22"/>
+          <w:szCs w:val="22"/>
+        </w:rPr>
+        <w:t>Shop aisl</w:t>
+      </w:r>
+      <w:r>
+        <w:rPr>
+          <w:sz w:val="22"/>
+          <w:szCs w:val="22"/>
+        </w:rPr>
+        <w:t>es similar to ones in the shops</w:t>
+      </w:r>
+    </w:p>
+    <w:p>
+      <w:pPr>
+        <w:pStyle w:val="ListParagraph"/>
+        <w:numPr>
+          <w:ilvl w:val="0"/>
+          <w:numId w:val="9"/>
+        </w:numPr>
+        <w:rPr>
+          <w:sz w:val="22"/>
+          <w:szCs w:val="22"/>
+        </w:rPr>
+      </w:pPr>
+      <w:r>
+        <w:rPr>
+          <w:sz w:val="22"/>
+          <w:szCs w:val="22"/>
+        </w:rPr>
+        <w:t>Food categories</w:t>
+      </w:r>
+    </w:p>
+    <w:p>
+      <w:pPr>
+        <w:pStyle w:val="ListParagraph"/>
+        <w:numPr>
+          <w:ilvl w:val="0"/>
+          <w:numId w:val="9"/>
+        </w:numPr>
+        <w:rPr>
+          <w:sz w:val="22"/>
+          <w:szCs w:val="22"/>
+        </w:rPr>
+      </w:pPr>
+      <w:r>
+        <w:rPr>
+          <w:sz w:val="22"/>
+          <w:szCs w:val="22"/>
+        </w:rPr>
+        <w:t>Contact information</w:t>
+      </w:r>
+    </w:p>
+    <w:p>
+      <w:pPr>
+        <w:pStyle w:val="ListParagraph"/>
+        <w:numPr>
+          <w:ilvl w:val="0"/>
+          <w:numId w:val="9"/>
+        </w:numPr>
+        <w:rPr>
+          <w:sz w:val="22"/>
+          <w:szCs w:val="22"/>
+        </w:rPr>
+      </w:pPr>
+      <w:r>
+        <w:rPr>
+          <w:sz w:val="22"/>
+          <w:szCs w:val="22"/>
+        </w:rPr>
+        <w:t>Shopping carts</w:t>
+      </w:r>
+    </w:p>
+    <w:p>
+      <w:pPr>
+        <w:pStyle w:val="ListParagraph"/>
+        <w:ind w:left="1080"/>
+        <w:rPr>
+          <w:sz w:val="22"/>
+          <w:szCs w:val="22"/>
+        </w:rPr>
+      </w:pPr>
+    </w:p>
+    <w:p>
+      <w:pPr>
+        <w:pStyle w:val="ListParagraph"/>
+        <w:ind w:left="1080"/>
+        <w:rPr>
+          <w:sz w:val="22"/>
+          <w:szCs w:val="22"/>
+        </w:rPr>
+      </w:pPr>
+    </w:p>
+    <w:p>
+      <w:pPr>
+        <w:pStyle w:val="ListParagraph"/>
+        <w:ind w:left="1080"/>
+        <w:rPr>
+          <w:sz w:val="22"/>
+          <w:szCs w:val="22"/>
+        </w:rPr>
+      </w:pPr>
+    </w:p>
+    <w:p>
+      <w:pPr>
+        <w:rPr>
+          <w:sz w:val="22"/>
+          <w:szCs w:val="22"/>
+        </w:rPr>
+      </w:pPr>
+    </w:p>
+    <w:p>
+      <w:pPr>
+        <w:rPr>
+          <w:sz w:val="22"/>
+          <w:szCs w:val="22"/>
+        </w:rPr>
+      </w:pPr>
+    </w:p>
+    <w:p>
+      <w:pPr>
+        <w:pStyle w:val="Heading1"/>
+        <w:rPr>
+          <w:sz w:val="24"/>
+          <w:szCs w:val="24"/>
+        </w:rPr>
+      </w:pPr>
+      <w:bookmarkStart w:id="8" w:name="_Toc237707128"/>
+      <w:bookmarkStart w:id="9" w:name="_Toc237714264"/>
+      <w:r>
+        <w:rPr>
+          <w:sz w:val="24"/>
+          <w:szCs w:val="24"/>
+        </w:rPr>
+        <w:lastRenderedPageBreak/>
         <w:t>Design and User Experience</w:t>
       </w:r>
+      <w:bookmarkEnd w:id="8"/>
+      <w:bookmarkEnd w:id="9"/>
     </w:p>
     <w:p>
       <w:pPr>
@@ -1609,7 +3160,28 @@
           <w:sz w:val="22"/>
           <w:szCs w:val="22"/>
         </w:rPr>
-        <w:t xml:space="preserve"> Clear, simple fonts that are easy to read. </w:t>
+        <w:t xml:space="preserve"> </w:t>
+      </w:r>
+      <w:r>
+        <w:rPr>
+          <w:sz w:val="22"/>
+          <w:szCs w:val="22"/>
+        </w:rPr>
+        <w:t>Simple,</w:t>
+      </w:r>
+      <w:r>
+        <w:rPr>
+          <w:sz w:val="22"/>
+          <w:szCs w:val="22"/>
+        </w:rPr>
+        <w:t xml:space="preserve"> clear fonts</w:t>
+      </w:r>
+      <w:r>
+        <w:rPr>
+          <w:sz w:val="22"/>
+          <w:szCs w:val="22"/>
+        </w:rPr>
+        <w:t xml:space="preserve"> that are easy to read. </w:t>
       </w:r>
     </w:p>
     <w:p>
@@ -1721,21 +3293,7 @@
           <w:sz w:val="22"/>
           <w:szCs w:val="22"/>
         </w:rPr>
-        <w:t>Search</w:t>
-      </w:r>
-      <w:r>
-        <w:rPr>
-          <w:sz w:val="22"/>
-          <w:szCs w:val="22"/>
-        </w:rPr>
-        <w:t xml:space="preserve"> functionality</w:t>
-      </w:r>
-      <w:r>
-        <w:rPr>
-          <w:sz w:val="22"/>
-          <w:szCs w:val="22"/>
-        </w:rPr>
-        <w:t xml:space="preserve"> is easy to use</w:t>
+        <w:t>Theres a quick search functionality</w:t>
       </w:r>
     </w:p>
     <w:p>
@@ -1756,15 +3314,13 @@
         </w:rPr>
         <w:t xml:space="preserve">Customer services </w:t>
       </w:r>
-      <w:proofErr w:type="gramStart"/>
-      <w:r>
-        <w:rPr>
-          <w:sz w:val="22"/>
-          <w:szCs w:val="22"/>
-        </w:rPr>
-        <w:t>is</w:t>
-      </w:r>
-      <w:proofErr w:type="gramEnd"/>
+      <w:r>
+        <w:rPr>
+          <w:sz w:val="22"/>
+          <w:szCs w:val="22"/>
+        </w:rPr>
+        <w:t>are</w:t>
+      </w:r>
       <w:r>
         <w:rPr>
           <w:sz w:val="22"/>
@@ -1787,23 +3343,747 @@
         <w:t xml:space="preserve"> </w:t>
       </w:r>
     </w:p>
+    <w:p>
+      <w:pPr>
+        <w:numPr>
+          <w:ilvl w:val="0"/>
+          <w:numId w:val="8"/>
+        </w:numPr>
+        <w:rPr>
+          <w:sz w:val="22"/>
+          <w:szCs w:val="22"/>
+        </w:rPr>
+      </w:pPr>
+      <w:r>
+        <w:rPr>
+          <w:sz w:val="22"/>
+          <w:szCs w:val="22"/>
+        </w:rPr>
+        <w:t>The checkout process is easy</w:t>
+      </w:r>
+    </w:p>
+    <w:p>
+      <w:pPr>
+        <w:rPr>
+          <w:sz w:val="22"/>
+          <w:szCs w:val="22"/>
+        </w:rPr>
+      </w:pPr>
+    </w:p>
+    <w:p>
+      <w:pPr>
+        <w:pStyle w:val="Heading1"/>
+        <w:rPr>
+          <w:sz w:val="24"/>
+          <w:szCs w:val="24"/>
+        </w:rPr>
+      </w:pPr>
+      <w:bookmarkStart w:id="10" w:name="_Toc237707129"/>
+      <w:bookmarkStart w:id="11" w:name="_Toc237714265"/>
+      <w:r>
+        <w:rPr>
+          <w:sz w:val="24"/>
+          <w:szCs w:val="24"/>
+        </w:rPr>
+        <w:t>Technical Requirements</w:t>
+      </w:r>
+      <w:bookmarkEnd w:id="10"/>
+      <w:bookmarkEnd w:id="11"/>
+    </w:p>
     <w:p/>
     <w:p>
       <w:pPr>
-        <w:rPr>
-          <w:sz w:val="22"/>
-          <w:szCs w:val="22"/>
-        </w:rPr>
-      </w:pPr>
+        <w:pStyle w:val="ListParagraph"/>
+        <w:numPr>
+          <w:ilvl w:val="0"/>
+          <w:numId w:val="11"/>
+        </w:numPr>
+      </w:pPr>
+      <w:r>
+        <w:rPr>
+          <w:b/>
+          <w:bCs/>
+        </w:rPr>
+        <w:t>Program langu</w:t>
+      </w:r>
+      <w:r>
+        <w:rPr>
+          <w:b/>
+          <w:bCs/>
+        </w:rPr>
+        <w:t xml:space="preserve">ages: </w:t>
+      </w:r>
+      <w:r>
+        <w:t>HTML</w:t>
+      </w:r>
+      <w:r>
+        <w:t>, CSS, JavaScript</w:t>
+      </w:r>
+    </w:p>
+    <w:p>
+      <w:pPr>
+        <w:pStyle w:val="ListParagraph"/>
+        <w:numPr>
+          <w:ilvl w:val="0"/>
+          <w:numId w:val="11"/>
+        </w:numPr>
+      </w:pPr>
+      <w:r>
+        <w:rPr>
+          <w:b/>
+          <w:bCs/>
+        </w:rPr>
+        <w:t>Hosting:</w:t>
+      </w:r>
+      <w:r>
+        <w:t xml:space="preserve"> A web server to make the website available online. </w:t>
+      </w:r>
+    </w:p>
+    <w:p>
+      <w:pPr>
+        <w:pStyle w:val="ListParagraph"/>
+        <w:numPr>
+          <w:ilvl w:val="0"/>
+          <w:numId w:val="11"/>
+        </w:numPr>
+      </w:pPr>
+      <w:r>
+        <w:rPr>
+          <w:b/>
+          <w:bCs/>
+        </w:rPr>
+        <w:t>Domain:</w:t>
+      </w:r>
+      <w:r>
+        <w:t xml:space="preserve"> A suitable Pick n Pay-related domain </w:t>
+      </w:r>
+      <w:r>
+        <w:t>for the website</w:t>
+      </w:r>
+      <w:r>
+        <w:br w:type="page"/>
+      </w:r>
+    </w:p>
+    <w:p>
+      <w:pPr>
+        <w:pStyle w:val="Heading1"/>
+        <w:rPr>
+          <w:sz w:val="24"/>
+          <w:szCs w:val="24"/>
+        </w:rPr>
+      </w:pPr>
+      <w:bookmarkStart w:id="12" w:name="_Toc237707130"/>
+      <w:bookmarkStart w:id="13" w:name="_Toc237714266"/>
+      <w:r>
+        <w:rPr>
+          <w:sz w:val="24"/>
+          <w:szCs w:val="24"/>
+        </w:rPr>
+        <w:lastRenderedPageBreak/>
+        <w:t>Timeline and Milestones</w:t>
+      </w:r>
+      <w:bookmarkEnd w:id="12"/>
+      <w:bookmarkEnd w:id="13"/>
+    </w:p>
+    <w:p>
+      <w:pPr>
+        <w:rPr>
+          <w:lang w:val="en-US"/>
+        </w:rPr>
+      </w:pPr>
+    </w:p>
+    <w:tbl>
+      <w:tblPr>
+        <w:tblStyle w:val="TableGrid"/>
+        <w:tblW w:w="0" w:type="auto"/>
+        <w:tblLook w:val="04A0" w:firstRow="1" w:lastRow="0" w:firstColumn="1" w:lastColumn="0" w:noHBand="0" w:noVBand="1"/>
+      </w:tblPr>
+      <w:tblGrid>
+        <w:gridCol w:w="2547"/>
+        <w:gridCol w:w="6469"/>
+      </w:tblGrid>
+      <w:tr>
+        <w:tc>
+          <w:tcPr>
+            <w:tcW w:w="2547" w:type="dxa"/>
+          </w:tcPr>
+          <w:p>
+            <w:pPr>
+              <w:rPr>
+                <w:rStyle w:val="Strong"/>
+                <w:lang w:val="en-US"/>
+              </w:rPr>
+            </w:pPr>
+            <w:r>
+              <w:rPr>
+                <w:rStyle w:val="Strong"/>
+              </w:rPr>
+              <w:t>Stage</w:t>
+            </w:r>
+          </w:p>
+        </w:tc>
+        <w:tc>
+          <w:tcPr>
+            <w:tcW w:w="6469" w:type="dxa"/>
+          </w:tcPr>
+          <w:p>
+            <w:pPr>
+              <w:rPr>
+                <w:rStyle w:val="Strong"/>
+                <w:lang w:val="en-US"/>
+              </w:rPr>
+            </w:pPr>
+            <w:r>
+              <w:rPr>
+                <w:rStyle w:val="Strong"/>
+              </w:rPr>
+              <w:t>Activity</w:t>
+            </w:r>
+          </w:p>
+        </w:tc>
+      </w:tr>
+      <w:tr>
+        <w:tc>
+          <w:tcPr>
+            <w:tcW w:w="2547" w:type="dxa"/>
+          </w:tcPr>
+          <w:p>
+            <w:pPr>
+              <w:rPr>
+                <w:sz w:val="22"/>
+                <w:szCs w:val="22"/>
+                <w:lang w:val="en-US"/>
+              </w:rPr>
+            </w:pPr>
+            <w:r>
+              <w:rPr>
+                <w:sz w:val="22"/>
+                <w:szCs w:val="22"/>
+                <w:lang w:val="en-US"/>
+              </w:rPr>
+              <w:t>Day 1 - 2</w:t>
+            </w:r>
+          </w:p>
+        </w:tc>
+        <w:tc>
+          <w:tcPr>
+            <w:tcW w:w="6469" w:type="dxa"/>
+          </w:tcPr>
+          <w:p>
+            <w:pPr>
+              <w:rPr>
+                <w:sz w:val="22"/>
+                <w:szCs w:val="22"/>
+                <w:lang w:val="en-US"/>
+              </w:rPr>
+            </w:pPr>
+            <w:r>
+              <w:rPr>
+                <w:sz w:val="22"/>
+                <w:szCs w:val="22"/>
+                <w:lang w:val="en-US"/>
+              </w:rPr>
+              <w:t>Research on</w:t>
+            </w:r>
+            <w:r>
+              <w:rPr>
+                <w:sz w:val="22"/>
+                <w:szCs w:val="22"/>
+                <w:lang w:val="en-US"/>
+              </w:rPr>
+              <w:t xml:space="preserve"> the Pick n Pay</w:t>
+            </w:r>
+            <w:r>
+              <w:rPr>
+                <w:sz w:val="22"/>
+                <w:szCs w:val="22"/>
+                <w:lang w:val="en-US"/>
+              </w:rPr>
+              <w:t xml:space="preserve"> website</w:t>
+            </w:r>
+            <w:r>
+              <w:rPr>
+                <w:sz w:val="22"/>
+                <w:szCs w:val="22"/>
+                <w:lang w:val="en-US"/>
+              </w:rPr>
+              <w:t xml:space="preserve"> and analysis of the website and develop starting point of website proposal</w:t>
+            </w:r>
+          </w:p>
+        </w:tc>
+      </w:tr>
+      <w:tr>
+        <w:tc>
+          <w:tcPr>
+            <w:tcW w:w="2547" w:type="dxa"/>
+          </w:tcPr>
+          <w:p>
+            <w:pPr>
+              <w:rPr>
+                <w:sz w:val="22"/>
+                <w:szCs w:val="22"/>
+                <w:lang w:val="en-US"/>
+              </w:rPr>
+            </w:pPr>
+            <w:r>
+              <w:rPr>
+                <w:sz w:val="22"/>
+                <w:szCs w:val="22"/>
+                <w:lang w:val="en-US"/>
+              </w:rPr>
+              <w:t>Day 3</w:t>
+            </w:r>
+          </w:p>
+        </w:tc>
+        <w:tc>
+          <w:tcPr>
+            <w:tcW w:w="6469" w:type="dxa"/>
+          </w:tcPr>
+          <w:p>
+            <w:pPr>
+              <w:rPr>
+                <w:sz w:val="22"/>
+                <w:szCs w:val="22"/>
+                <w:lang w:val="en-US"/>
+              </w:rPr>
+            </w:pPr>
+            <w:r>
+              <w:rPr>
+                <w:sz w:val="22"/>
+                <w:szCs w:val="22"/>
+                <w:lang w:val="en-US"/>
+              </w:rPr>
+              <w:t>Gather information and content</w:t>
+            </w:r>
+          </w:p>
+        </w:tc>
+      </w:tr>
+      <w:tr>
+        <w:tc>
+          <w:tcPr>
+            <w:tcW w:w="2547" w:type="dxa"/>
+          </w:tcPr>
+          <w:p>
+            <w:pPr>
+              <w:rPr>
+                <w:sz w:val="22"/>
+                <w:szCs w:val="22"/>
+                <w:lang w:val="en-US"/>
+              </w:rPr>
+            </w:pPr>
+            <w:r>
+              <w:rPr>
+                <w:sz w:val="22"/>
+                <w:szCs w:val="22"/>
+                <w:lang w:val="en-US"/>
+              </w:rPr>
+              <w:t>Day 4</w:t>
+            </w:r>
+          </w:p>
+        </w:tc>
+        <w:tc>
+          <w:tcPr>
+            <w:tcW w:w="6469" w:type="dxa"/>
+          </w:tcPr>
+          <w:p>
+            <w:pPr>
+              <w:rPr>
+                <w:sz w:val="22"/>
+                <w:szCs w:val="22"/>
+                <w:lang w:val="en-US"/>
+              </w:rPr>
+            </w:pPr>
+            <w:r>
+              <w:rPr>
+                <w:sz w:val="22"/>
+                <w:szCs w:val="22"/>
+                <w:lang w:val="en-US"/>
+              </w:rPr>
+              <w:t>Create a sitemap and wireframes</w:t>
+            </w:r>
+          </w:p>
+        </w:tc>
+      </w:tr>
+      <w:tr>
+        <w:tc>
+          <w:tcPr>
+            <w:tcW w:w="2547" w:type="dxa"/>
+          </w:tcPr>
+          <w:p>
+            <w:pPr>
+              <w:rPr>
+                <w:sz w:val="22"/>
+                <w:szCs w:val="22"/>
+                <w:lang w:val="en-US"/>
+              </w:rPr>
+            </w:pPr>
+            <w:r>
+              <w:rPr>
+                <w:sz w:val="22"/>
+                <w:szCs w:val="22"/>
+                <w:lang w:val="en-US"/>
+              </w:rPr>
+              <w:t>Day 5-6</w:t>
+            </w:r>
+          </w:p>
+        </w:tc>
+        <w:tc>
+          <w:tcPr>
+            <w:tcW w:w="6469" w:type="dxa"/>
+          </w:tcPr>
+          <w:p>
+            <w:pPr>
+              <w:rPr>
+                <w:sz w:val="22"/>
+                <w:szCs w:val="22"/>
+                <w:lang w:val="en-US"/>
+              </w:rPr>
+            </w:pPr>
+            <w:r>
+              <w:rPr>
+                <w:sz w:val="22"/>
+                <w:szCs w:val="22"/>
+                <w:lang w:val="en-US"/>
+              </w:rPr>
+              <w:t>Create HTML pages and add information and content</w:t>
+            </w:r>
+          </w:p>
+        </w:tc>
+      </w:tr>
+      <w:tr>
+        <w:tc>
+          <w:tcPr>
+            <w:tcW w:w="2547" w:type="dxa"/>
+          </w:tcPr>
+          <w:p>
+            <w:pPr>
+              <w:rPr>
+                <w:sz w:val="22"/>
+                <w:szCs w:val="22"/>
+                <w:lang w:val="en-US"/>
+              </w:rPr>
+            </w:pPr>
+            <w:r>
+              <w:rPr>
+                <w:sz w:val="22"/>
+                <w:szCs w:val="22"/>
+                <w:lang w:val="en-US"/>
+              </w:rPr>
+              <w:t>Day 7</w:t>
+            </w:r>
+          </w:p>
+        </w:tc>
+        <w:tc>
+          <w:tcPr>
+            <w:tcW w:w="6469" w:type="dxa"/>
+          </w:tcPr>
+          <w:p>
+            <w:pPr>
+              <w:rPr>
+                <w:sz w:val="22"/>
+                <w:szCs w:val="22"/>
+                <w:lang w:val="en-US"/>
+              </w:rPr>
+            </w:pPr>
+            <w:r>
+              <w:rPr>
+                <w:sz w:val="22"/>
+                <w:szCs w:val="22"/>
+                <w:lang w:val="en-US"/>
+              </w:rPr>
+              <w:t>Test, debug and finalize documentation and submission</w:t>
+            </w:r>
+          </w:p>
+        </w:tc>
+      </w:tr>
+      <w:tr>
+        <w:tc>
+          <w:tcPr>
+            <w:tcW w:w="2547" w:type="dxa"/>
+          </w:tcPr>
+          <w:p>
+            <w:pPr>
+              <w:rPr>
+                <w:sz w:val="22"/>
+                <w:szCs w:val="22"/>
+                <w:lang w:val="en-US"/>
+              </w:rPr>
+            </w:pPr>
+          </w:p>
+        </w:tc>
+        <w:tc>
+          <w:tcPr>
+            <w:tcW w:w="6469" w:type="dxa"/>
+          </w:tcPr>
+          <w:p>
+            <w:pPr>
+              <w:rPr>
+                <w:sz w:val="22"/>
+                <w:szCs w:val="22"/>
+                <w:lang w:val="en-US"/>
+              </w:rPr>
+            </w:pPr>
+          </w:p>
+        </w:tc>
+      </w:tr>
+      <w:tr>
+        <w:tc>
+          <w:tcPr>
+            <w:tcW w:w="2547" w:type="dxa"/>
+          </w:tcPr>
+          <w:p>
+            <w:pPr>
+              <w:rPr>
+                <w:sz w:val="22"/>
+                <w:szCs w:val="22"/>
+                <w:lang w:val="en-US"/>
+              </w:rPr>
+            </w:pPr>
+          </w:p>
+        </w:tc>
+        <w:tc>
+          <w:tcPr>
+            <w:tcW w:w="6469" w:type="dxa"/>
+          </w:tcPr>
+          <w:p>
+            <w:pPr>
+              <w:rPr>
+                <w:sz w:val="22"/>
+                <w:szCs w:val="22"/>
+                <w:lang w:val="en-US"/>
+              </w:rPr>
+            </w:pPr>
+          </w:p>
+        </w:tc>
+      </w:tr>
+      <w:tr>
+        <w:trPr>
+          <w:trHeight w:val="50"/>
+        </w:trPr>
+        <w:tc>
+          <w:tcPr>
+            <w:tcW w:w="2547" w:type="dxa"/>
+          </w:tcPr>
+          <w:p>
+            <w:pPr>
+              <w:rPr>
+                <w:sz w:val="22"/>
+                <w:szCs w:val="22"/>
+                <w:lang w:val="en-US"/>
+              </w:rPr>
+            </w:pPr>
+          </w:p>
+        </w:tc>
+        <w:tc>
+          <w:tcPr>
+            <w:tcW w:w="6469" w:type="dxa"/>
+          </w:tcPr>
+          <w:p>
+            <w:pPr>
+              <w:rPr>
+                <w:sz w:val="22"/>
+                <w:szCs w:val="22"/>
+                <w:lang w:val="en-US"/>
+              </w:rPr>
+            </w:pPr>
+          </w:p>
+        </w:tc>
+      </w:tr>
+    </w:tbl>
+    <w:p>
+      <w:pPr>
+        <w:rPr>
+          <w:sz w:val="22"/>
+          <w:szCs w:val="22"/>
+          <w:lang w:val="en-US"/>
+        </w:rPr>
+      </w:pPr>
+    </w:p>
+    <w:p>
+      <w:r>
+        <w:br w:type="page"/>
+      </w:r>
+    </w:p>
+    <w:p>
+      <w:pPr>
+        <w:pStyle w:val="Heading1"/>
+        <w:rPr>
+          <w:sz w:val="24"/>
+          <w:szCs w:val="24"/>
+        </w:rPr>
+      </w:pPr>
+      <w:bookmarkStart w:id="14" w:name="_Toc237707132"/>
+      <w:bookmarkStart w:id="15" w:name="_Toc237714267"/>
+      <w:r>
+        <w:rPr>
+          <w:sz w:val="24"/>
+          <w:szCs w:val="24"/>
+        </w:rPr>
+        <w:lastRenderedPageBreak/>
+        <w:t>References</w:t>
+      </w:r>
+      <w:bookmarkEnd w:id="14"/>
+      <w:bookmarkEnd w:id="15"/>
+    </w:p>
+    <w:p>
+      <w:pPr>
+        <w:pStyle w:val="ListParagraph"/>
+        <w:numPr>
+          <w:ilvl w:val="0"/>
+          <w:numId w:val="2"/>
+        </w:numPr>
+      </w:pPr>
+      <w:r>
+        <w:t xml:space="preserve">About us </w:t>
+      </w:r>
+      <w:r>
+        <w:t>[online] Available at: &lt;</w:t>
+      </w:r>
+      <w:r>
+        <w:t xml:space="preserve"> </w:t>
+      </w:r>
+      <w:hyperlink r:id="rId9" w:history="1">
+        <w:r>
+          <w:rPr>
+            <w:rStyle w:val="Hyperlink"/>
+          </w:rPr>
+          <w:t>https://www.pnp.co.za/about-us</w:t>
+        </w:r>
+      </w:hyperlink>
+      <w:r>
+        <w:t xml:space="preserve"> &gt;</w:t>
+      </w:r>
+    </w:p>
+    <w:p>
+      <w:pPr>
+        <w:pStyle w:val="ListParagraph"/>
+        <w:numPr>
+          <w:ilvl w:val="0"/>
+          <w:numId w:val="2"/>
+        </w:numPr>
+      </w:pPr>
+      <w:r>
+        <w:t xml:space="preserve">Our Vision [online] </w:t>
+      </w:r>
+      <w:r>
+        <w:t xml:space="preserve">Available at: </w:t>
+      </w:r>
+      <w:r>
+        <w:t xml:space="preserve">&lt; </w:t>
+      </w:r>
+      <w:hyperlink r:id="rId10" w:history="1">
+        <w:r>
+          <w:rPr>
+            <w:rStyle w:val="Hyperlink"/>
+          </w:rPr>
+          <w:t>https://www.pnp.co.za/franchise</w:t>
+        </w:r>
+      </w:hyperlink>
+      <w:r>
+        <w:t xml:space="preserve"> &gt;</w:t>
+      </w:r>
     </w:p>
     <w:sectPr>
+      <w:footerReference w:type="default" r:id="rId11"/>
       <w:pgSz w:w="11906" w:h="16838"/>
       <w:pgMar w:top="1440" w:right="1440" w:bottom="1440" w:left="1440" w:header="708" w:footer="708" w:gutter="0"/>
+      <w:pgNumType w:start="0"/>
       <w:cols w:space="708"/>
+      <w:titlePg/>
       <w:docGrid w:linePitch="360"/>
     </w:sectPr>
   </w:body>
 </w:document>
+</file>
+
+<file path=word/endnotes.xml><?xml version="1.0" encoding="utf-8"?>
+<w:endnotes xmlns:wpc="http://schemas.microsoft.com/office/word/2010/wordprocessingCanvas" xmlns:cx="http://schemas.microsoft.com/office/drawing/2014/chartex" xmlns:cx1="http://schemas.microsoft.com/office/drawing/2015/9/8/chartex" xmlns:cx2="http://schemas.microsoft.com/office/drawing/2015/10/21/chartex" xmlns:cx3="http://schemas.microsoft.com/office/drawing/2016/5/9/chartex" xmlns:cx4="http://schemas.microsoft.com/office/drawing/2016/5/10/chartex" xmlns:cx5="http://schemas.microsoft.com/office/drawing/2016/5/11/chartex" xmlns:cx6="http://schemas.microsoft.com/office/drawing/2016/5/12/chartex" xmlns:cx7="http://schemas.microsoft.com/office/drawing/2016/5/13/chartex" xmlns:cx8="http://schemas.microsoft.com/office/drawing/2016/5/14/chartex" xmlns:mc="http://schemas.openxmlformats.org/markup-compatibility/2006" xmlns:aink="http://schemas.microsoft.com/office/drawing/2016/ink" xmlns:am3d="http://schemas.microsoft.com/office/drawing/2017/model3d" xmlns:o="urn:schemas-microsoft-com:office:office" xmlns:oel="http://schemas.microsoft.com/office/2019/extlst" xmlns:r="http://schemas.openxmlformats.org/officeDocument/2006/relationships" xmlns:m="http://schemas.openxmlformats.org/officeDocument/2006/math" xmlns:v="urn:schemas-microsoft-com:vml" xmlns:wp14="http://schemas.microsoft.com/office/word/2010/wordprocessingDrawing" xmlns:wp="http://schemas.openxmlformats.org/drawingml/2006/wordprocessingDrawing" xmlns:w10="urn:schemas-microsoft-com:office:word" xmlns:w="http://schemas.openxmlformats.org/wordprocessingml/2006/main" xmlns:w14="http://schemas.microsoft.com/office/word/2010/wordml" xmlns:w15="http://schemas.microsoft.com/office/word/2012/wordml" xmlns:w16cei="http://schemas.microsoft.com/office/word/2026/wordml/cei" xmlns:w16cex="http://schemas.microsoft.com/office/word/2018/wordml/cex" xmlns:w16cid="http://schemas.microsoft.com/office/word/2016/wordml/cid" xmlns:w16="http://schemas.microsoft.com/office/word/2018/wordml" xmlns:w16du="http://schemas.microsoft.com/office/word/2023/wordml/word16du" xmlns:w16sdtdh="http://schemas.microsoft.com/office/word/2020/wordml/sdtdatahash" xmlns:w16sdtfl="http://schemas.microsoft.com/office/word/2024/wordml/sdtformatlock" xmlns:w16se="http://schemas.microsoft.com/office/word/2015/wordml/symex" xmlns:wpg="http://schemas.microsoft.com/office/word/2010/wordprocessingGroup" xmlns:wpi="http://schemas.microsoft.com/office/word/2010/wordprocessingInk" xmlns:wne="http://schemas.microsoft.com/office/word/2006/wordml" xmlns:wps="http://schemas.microsoft.com/office/word/2010/wordprocessingShape" mc:Ignorable="w14 w15 w16se w16cid w16 w16cex w16sdtdh w16sdtfl w16du wp14">
+  <w:endnote w:type="separator" w:id="-1">
+    <w:p>
+      <w:pPr>
+        <w:spacing w:after="0" w:line="240" w:lineRule="auto"/>
+      </w:pPr>
+      <w:r>
+        <w:separator/>
+      </w:r>
+    </w:p>
+  </w:endnote>
+  <w:endnote w:type="continuationSeparator" w:id="0">
+    <w:p>
+      <w:pPr>
+        <w:spacing w:after="0" w:line="240" w:lineRule="auto"/>
+      </w:pPr>
+      <w:r>
+        <w:continuationSeparator/>
+      </w:r>
+    </w:p>
+  </w:endnote>
+</w:endnotes>
+</file>
+
+<file path=word/footer1.xml><?xml version="1.0" encoding="utf-8"?>
+<w:ftr xmlns:wpc="http://schemas.microsoft.com/office/word/2010/wordprocessingCanvas" xmlns:cx="http://schemas.microsoft.com/office/drawing/2014/chartex" xmlns:cx1="http://schemas.microsoft.com/office/drawing/2015/9/8/chartex" xmlns:cx2="http://schemas.microsoft.com/office/drawing/2015/10/21/chartex" xmlns:cx3="http://schemas.microsoft.com/office/drawing/2016/5/9/chartex" xmlns:cx4="http://schemas.microsoft.com/office/drawing/2016/5/10/chartex" xmlns:cx5="http://schemas.microsoft.com/office/drawing/2016/5/11/chartex" xmlns:cx6="http://schemas.microsoft.com/office/drawing/2016/5/12/chartex" xmlns:cx7="http://schemas.microsoft.com/office/drawing/2016/5/13/chartex" xmlns:cx8="http://schemas.microsoft.com/office/drawing/2016/5/14/chartex" xmlns:mc="http://schemas.openxmlformats.org/markup-compatibility/2006" xmlns:aink="http://schemas.microsoft.com/office/drawing/2016/ink" xmlns:am3d="http://schemas.microsoft.com/office/drawing/2017/model3d" xmlns:o="urn:schemas-microsoft-com:office:office" xmlns:oel="http://schemas.microsoft.com/office/2019/extlst" xmlns:r="http://schemas.openxmlformats.org/officeDocument/2006/relationships" xmlns:m="http://schemas.openxmlformats.org/officeDocument/2006/math" xmlns:v="urn:schemas-microsoft-com:vml" xmlns:wp14="http://schemas.microsoft.com/office/word/2010/wordprocessingDrawing" xmlns:wp="http://schemas.openxmlformats.org/drawingml/2006/wordprocessingDrawing" xmlns:w10="urn:schemas-microsoft-com:office:word" xmlns:w="http://schemas.openxmlformats.org/wordprocessingml/2006/main" xmlns:w14="http://schemas.microsoft.com/office/word/2010/wordml" xmlns:w15="http://schemas.microsoft.com/office/word/2012/wordml" xmlns:w16cei="http://schemas.microsoft.com/office/word/2026/wordml/cei" xmlns:w16cex="http://schemas.microsoft.com/office/word/2018/wordml/cex" xmlns:w16cid="http://schemas.microsoft.com/office/word/2016/wordml/cid" xmlns:w16="http://schemas.microsoft.com/office/word/2018/wordml" xmlns:w16du="http://schemas.microsoft.com/office/word/2023/wordml/word16du" xmlns:w16sdtdh="http://schemas.microsoft.com/office/word/2020/wordml/sdtdatahash" xmlns:w16sdtfl="http://schemas.microsoft.com/office/word/2024/wordml/sdtformatlock" xmlns:w16se="http://schemas.microsoft.com/office/word/2015/wordml/symex" xmlns:wpg="http://schemas.microsoft.com/office/word/2010/wordprocessingGroup" xmlns:wpi="http://schemas.microsoft.com/office/word/2010/wordprocessingInk" xmlns:wne="http://schemas.microsoft.com/office/word/2006/wordml" xmlns:wps="http://schemas.microsoft.com/office/word/2010/wordprocessingShape" mc:Ignorable="w14 w15 w16se w16cid w16 w16cex w16sdtdh w16sdtfl w16du wp14">
+  <w:sdt>
+    <w:sdtPr>
+      <w:id w:val="-386031859"/>
+      <w:docPartObj>
+        <w:docPartGallery w:val="Page Numbers (Bottom of Page)"/>
+        <w:docPartUnique/>
+      </w:docPartObj>
+    </w:sdtPr>
+    <w:sdtContent>
+      <w:p>
+        <w:pPr>
+          <w:pStyle w:val="Footer"/>
+          <w:jc w:val="right"/>
+        </w:pPr>
+        <w:r>
+          <w:fldChar w:fldCharType="begin"/>
+        </w:r>
+        <w:r>
+          <w:instrText>PAGE   \* MERGEFORMAT</w:instrText>
+        </w:r>
+        <w:r>
+          <w:fldChar w:fldCharType="separate"/>
+        </w:r>
+        <w:r>
+          <w:rPr>
+            <w:lang w:val="en-GB"/>
+          </w:rPr>
+          <w:t>2</w:t>
+        </w:r>
+        <w:r>
+          <w:fldChar w:fldCharType="end"/>
+        </w:r>
+      </w:p>
+    </w:sdtContent>
+  </w:sdt>
+</w:ftr>
+</file>
+
+<file path=word/footnotes.xml><?xml version="1.0" encoding="utf-8"?>
+<w:footnotes xmlns:wpc="http://schemas.microsoft.com/office/word/2010/wordprocessingCanvas" xmlns:cx="http://schemas.microsoft.com/office/drawing/2014/chartex" xmlns:cx1="http://schemas.microsoft.com/office/drawing/2015/9/8/chartex" xmlns:cx2="http://schemas.microsoft.com/office/drawing/2015/10/21/chartex" xmlns:cx3="http://schemas.microsoft.com/office/drawing/2016/5/9/chartex" xmlns:cx4="http://schemas.microsoft.com/office/drawing/2016/5/10/chartex" xmlns:cx5="http://schemas.microsoft.com/office/drawing/2016/5/11/chartex" xmlns:cx6="http://schemas.microsoft.com/office/drawing/2016/5/12/chartex" xmlns:cx7="http://schemas.microsoft.com/office/drawing/2016/5/13/chartex" xmlns:cx8="http://schemas.microsoft.com/office/drawing/2016/5/14/chartex" xmlns:mc="http://schemas.openxmlformats.org/markup-compatibility/2006" xmlns:aink="http://schemas.microsoft.com/office/drawing/2016/ink" xmlns:am3d="http://schemas.microsoft.com/office/drawing/2017/model3d" xmlns:o="urn:schemas-microsoft-com:office:office" xmlns:oel="http://schemas.microsoft.com/office/2019/extlst" xmlns:r="http://schemas.openxmlformats.org/officeDocument/2006/relationships" xmlns:m="http://schemas.openxmlformats.org/officeDocument/2006/math" xmlns:v="urn:schemas-microsoft-com:vml" xmlns:wp14="http://schemas.microsoft.com/office/word/2010/wordprocessingDrawing" xmlns:wp="http://schemas.openxmlformats.org/drawingml/2006/wordprocessingDrawing" xmlns:w10="urn:schemas-microsoft-com:office:word" xmlns:w="http://schemas.openxmlformats.org/wordprocessingml/2006/main" xmlns:w14="http://schemas.microsoft.com/office/word/2010/wordml" xmlns:w15="http://schemas.microsoft.com/office/word/2012/wordml" xmlns:w16cei="http://schemas.microsoft.com/office/word/2026/wordml/cei" xmlns:w16cex="http://schemas.microsoft.com/office/word/2018/wordml/cex" xmlns:w16cid="http://schemas.microsoft.com/office/word/2016/wordml/cid" xmlns:w16="http://schemas.microsoft.com/office/word/2018/wordml" xmlns:w16du="http://schemas.microsoft.com/office/word/2023/wordml/word16du" xmlns:w16sdtdh="http://schemas.microsoft.com/office/word/2020/wordml/sdtdatahash" xmlns:w16sdtfl="http://schemas.microsoft.com/office/word/2024/wordml/sdtformatlock" xmlns:w16se="http://schemas.microsoft.com/office/word/2015/wordml/symex" xmlns:wpg="http://schemas.microsoft.com/office/word/2010/wordprocessingGroup" xmlns:wpi="http://schemas.microsoft.com/office/word/2010/wordprocessingInk" xmlns:wne="http://schemas.microsoft.com/office/word/2006/wordml" xmlns:wps="http://schemas.microsoft.com/office/word/2010/wordprocessingShape" mc:Ignorable="w14 w15 w16se w16cid w16 w16cex w16sdtdh w16sdtfl w16du wp14">
+  <w:footnote w:type="separator" w:id="-1">
+    <w:p>
+      <w:pPr>
+        <w:spacing w:after="0" w:line="240" w:lineRule="auto"/>
+      </w:pPr>
+      <w:r>
+        <w:separator/>
+      </w:r>
+    </w:p>
+  </w:footnote>
+  <w:footnote w:type="continuationSeparator" w:id="0">
+    <w:p>
+      <w:pPr>
+        <w:spacing w:after="0" w:line="240" w:lineRule="auto"/>
+      </w:pPr>
+      <w:r>
+        <w:continuationSeparator/>
+      </w:r>
+    </w:p>
+  </w:footnote>
+</w:footnotes>
 </file>
 
 <file path=word/numbering.xml><?xml version="1.0" encoding="utf-8"?>
@@ -2149,17 +4429,17 @@
   <w:abstractNum w:abstractNumId="3" w15:restartNumberingAfterBreak="0">
     <w:nsid w:val="338649F3"/>
     <w:multiLevelType w:val="hybridMultilevel"/>
-    <w:tmpl w:val="849CC33E"/>
-    <w:lvl w:ilvl="0" w:tplc="D7F68614">
-      <w:start w:val="2019"/>
-      <w:numFmt w:val="bullet"/>
-      <w:lvlText w:val="-"/>
+    <w:tmpl w:val="DD801E76"/>
+    <w:lvl w:ilvl="0" w:tplc="1C090001">
+      <w:start w:val="1"/>
+      <w:numFmt w:val="bullet"/>
+      <w:lvlText w:val=""/>
       <w:lvlJc w:val="left"/>
       <w:pPr>
         <w:ind w:left="1080" w:hanging="360"/>
       </w:pPr>
       <w:rPr>
-        <w:rFonts w:ascii="Aptos" w:eastAsiaTheme="minorHAnsi" w:hAnsi="Aptos" w:cstheme="minorBidi" w:hint="default"/>
+        <w:rFonts w:ascii="Symbol" w:hAnsi="Symbol" w:hint="default"/>
       </w:rPr>
     </w:lvl>
     <w:lvl w:ilvl="1" w:tplc="1C090003" w:tentative="1">
@@ -2260,6 +4540,232 @@
     </w:lvl>
   </w:abstractNum>
   <w:abstractNum w:abstractNumId="4" w15:restartNumberingAfterBreak="0">
+    <w:nsid w:val="3BCD7985"/>
+    <w:multiLevelType w:val="hybridMultilevel"/>
+    <w:tmpl w:val="C04E02B2"/>
+    <w:lvl w:ilvl="0" w:tplc="1C090001">
+      <w:start w:val="1"/>
+      <w:numFmt w:val="bullet"/>
+      <w:lvlText w:val=""/>
+      <w:lvlJc w:val="left"/>
+      <w:pPr>
+        <w:ind w:left="1080" w:hanging="360"/>
+      </w:pPr>
+      <w:rPr>
+        <w:rFonts w:ascii="Symbol" w:hAnsi="Symbol" w:hint="default"/>
+      </w:rPr>
+    </w:lvl>
+    <w:lvl w:ilvl="1" w:tplc="1C090003" w:tentative="1">
+      <w:start w:val="1"/>
+      <w:numFmt w:val="bullet"/>
+      <w:lvlText w:val="o"/>
+      <w:lvlJc w:val="left"/>
+      <w:pPr>
+        <w:ind w:left="1440" w:hanging="360"/>
+      </w:pPr>
+      <w:rPr>
+        <w:rFonts w:ascii="Courier New" w:hAnsi="Courier New" w:cs="Courier New" w:hint="default"/>
+      </w:rPr>
+    </w:lvl>
+    <w:lvl w:ilvl="2" w:tplc="1C090005" w:tentative="1">
+      <w:start w:val="1"/>
+      <w:numFmt w:val="bullet"/>
+      <w:lvlText w:val=""/>
+      <w:lvlJc w:val="left"/>
+      <w:pPr>
+        <w:ind w:left="2160" w:hanging="360"/>
+      </w:pPr>
+      <w:rPr>
+        <w:rFonts w:ascii="Wingdings" w:hAnsi="Wingdings" w:hint="default"/>
+      </w:rPr>
+    </w:lvl>
+    <w:lvl w:ilvl="3" w:tplc="1C090001" w:tentative="1">
+      <w:start w:val="1"/>
+      <w:numFmt w:val="bullet"/>
+      <w:lvlText w:val=""/>
+      <w:lvlJc w:val="left"/>
+      <w:pPr>
+        <w:ind w:left="2880" w:hanging="360"/>
+      </w:pPr>
+      <w:rPr>
+        <w:rFonts w:ascii="Symbol" w:hAnsi="Symbol" w:hint="default"/>
+      </w:rPr>
+    </w:lvl>
+    <w:lvl w:ilvl="4" w:tplc="1C090003" w:tentative="1">
+      <w:start w:val="1"/>
+      <w:numFmt w:val="bullet"/>
+      <w:lvlText w:val="o"/>
+      <w:lvlJc w:val="left"/>
+      <w:pPr>
+        <w:ind w:left="3600" w:hanging="360"/>
+      </w:pPr>
+      <w:rPr>
+        <w:rFonts w:ascii="Courier New" w:hAnsi="Courier New" w:cs="Courier New" w:hint="default"/>
+      </w:rPr>
+    </w:lvl>
+    <w:lvl w:ilvl="5" w:tplc="1C090005" w:tentative="1">
+      <w:start w:val="1"/>
+      <w:numFmt w:val="bullet"/>
+      <w:lvlText w:val=""/>
+      <w:lvlJc w:val="left"/>
+      <w:pPr>
+        <w:ind w:left="4320" w:hanging="360"/>
+      </w:pPr>
+      <w:rPr>
+        <w:rFonts w:ascii="Wingdings" w:hAnsi="Wingdings" w:hint="default"/>
+      </w:rPr>
+    </w:lvl>
+    <w:lvl w:ilvl="6" w:tplc="1C090001" w:tentative="1">
+      <w:start w:val="1"/>
+      <w:numFmt w:val="bullet"/>
+      <w:lvlText w:val=""/>
+      <w:lvlJc w:val="left"/>
+      <w:pPr>
+        <w:ind w:left="5040" w:hanging="360"/>
+      </w:pPr>
+      <w:rPr>
+        <w:rFonts w:ascii="Symbol" w:hAnsi="Symbol" w:hint="default"/>
+      </w:rPr>
+    </w:lvl>
+    <w:lvl w:ilvl="7" w:tplc="1C090003" w:tentative="1">
+      <w:start w:val="1"/>
+      <w:numFmt w:val="bullet"/>
+      <w:lvlText w:val="o"/>
+      <w:lvlJc w:val="left"/>
+      <w:pPr>
+        <w:ind w:left="5760" w:hanging="360"/>
+      </w:pPr>
+      <w:rPr>
+        <w:rFonts w:ascii="Courier New" w:hAnsi="Courier New" w:cs="Courier New" w:hint="default"/>
+      </w:rPr>
+    </w:lvl>
+    <w:lvl w:ilvl="8" w:tplc="1C090005" w:tentative="1">
+      <w:start w:val="1"/>
+      <w:numFmt w:val="bullet"/>
+      <w:lvlText w:val=""/>
+      <w:lvlJc w:val="left"/>
+      <w:pPr>
+        <w:ind w:left="6480" w:hanging="360"/>
+      </w:pPr>
+      <w:rPr>
+        <w:rFonts w:ascii="Wingdings" w:hAnsi="Wingdings" w:hint="default"/>
+      </w:rPr>
+    </w:lvl>
+  </w:abstractNum>
+  <w:abstractNum w:abstractNumId="5" w15:restartNumberingAfterBreak="0">
+    <w:nsid w:val="45755D22"/>
+    <w:multiLevelType w:val="hybridMultilevel"/>
+    <w:tmpl w:val="5A56FD8C"/>
+    <w:lvl w:ilvl="0" w:tplc="1C090001">
+      <w:start w:val="1"/>
+      <w:numFmt w:val="bullet"/>
+      <w:lvlText w:val=""/>
+      <w:lvlJc w:val="left"/>
+      <w:pPr>
+        <w:ind w:left="720" w:hanging="360"/>
+      </w:pPr>
+      <w:rPr>
+        <w:rFonts w:ascii="Symbol" w:hAnsi="Symbol" w:hint="default"/>
+      </w:rPr>
+    </w:lvl>
+    <w:lvl w:ilvl="1" w:tplc="1C090003" w:tentative="1">
+      <w:start w:val="1"/>
+      <w:numFmt w:val="bullet"/>
+      <w:lvlText w:val="o"/>
+      <w:lvlJc w:val="left"/>
+      <w:pPr>
+        <w:ind w:left="1440" w:hanging="360"/>
+      </w:pPr>
+      <w:rPr>
+        <w:rFonts w:ascii="Courier New" w:hAnsi="Courier New" w:cs="Courier New" w:hint="default"/>
+      </w:rPr>
+    </w:lvl>
+    <w:lvl w:ilvl="2" w:tplc="1C090005" w:tentative="1">
+      <w:start w:val="1"/>
+      <w:numFmt w:val="bullet"/>
+      <w:lvlText w:val=""/>
+      <w:lvlJc w:val="left"/>
+      <w:pPr>
+        <w:ind w:left="2160" w:hanging="360"/>
+      </w:pPr>
+      <w:rPr>
+        <w:rFonts w:ascii="Wingdings" w:hAnsi="Wingdings" w:hint="default"/>
+      </w:rPr>
+    </w:lvl>
+    <w:lvl w:ilvl="3" w:tplc="1C090001" w:tentative="1">
+      <w:start w:val="1"/>
+      <w:numFmt w:val="bullet"/>
+      <w:lvlText w:val=""/>
+      <w:lvlJc w:val="left"/>
+      <w:pPr>
+        <w:ind w:left="2880" w:hanging="360"/>
+      </w:pPr>
+      <w:rPr>
+        <w:rFonts w:ascii="Symbol" w:hAnsi="Symbol" w:hint="default"/>
+      </w:rPr>
+    </w:lvl>
+    <w:lvl w:ilvl="4" w:tplc="1C090003" w:tentative="1">
+      <w:start w:val="1"/>
+      <w:numFmt w:val="bullet"/>
+      <w:lvlText w:val="o"/>
+      <w:lvlJc w:val="left"/>
+      <w:pPr>
+        <w:ind w:left="3600" w:hanging="360"/>
+      </w:pPr>
+      <w:rPr>
+        <w:rFonts w:ascii="Courier New" w:hAnsi="Courier New" w:cs="Courier New" w:hint="default"/>
+      </w:rPr>
+    </w:lvl>
+    <w:lvl w:ilvl="5" w:tplc="1C090005" w:tentative="1">
+      <w:start w:val="1"/>
+      <w:numFmt w:val="bullet"/>
+      <w:lvlText w:val=""/>
+      <w:lvlJc w:val="left"/>
+      <w:pPr>
+        <w:ind w:left="4320" w:hanging="360"/>
+      </w:pPr>
+      <w:rPr>
+        <w:rFonts w:ascii="Wingdings" w:hAnsi="Wingdings" w:hint="default"/>
+      </w:rPr>
+    </w:lvl>
+    <w:lvl w:ilvl="6" w:tplc="1C090001" w:tentative="1">
+      <w:start w:val="1"/>
+      <w:numFmt w:val="bullet"/>
+      <w:lvlText w:val=""/>
+      <w:lvlJc w:val="left"/>
+      <w:pPr>
+        <w:ind w:left="5040" w:hanging="360"/>
+      </w:pPr>
+      <w:rPr>
+        <w:rFonts w:ascii="Symbol" w:hAnsi="Symbol" w:hint="default"/>
+      </w:rPr>
+    </w:lvl>
+    <w:lvl w:ilvl="7" w:tplc="1C090003" w:tentative="1">
+      <w:start w:val="1"/>
+      <w:numFmt w:val="bullet"/>
+      <w:lvlText w:val="o"/>
+      <w:lvlJc w:val="left"/>
+      <w:pPr>
+        <w:ind w:left="5760" w:hanging="360"/>
+      </w:pPr>
+      <w:rPr>
+        <w:rFonts w:ascii="Courier New" w:hAnsi="Courier New" w:cs="Courier New" w:hint="default"/>
+      </w:rPr>
+    </w:lvl>
+    <w:lvl w:ilvl="8" w:tplc="1C090005" w:tentative="1">
+      <w:start w:val="1"/>
+      <w:numFmt w:val="bullet"/>
+      <w:lvlText w:val=""/>
+      <w:lvlJc w:val="left"/>
+      <w:pPr>
+        <w:ind w:left="6480" w:hanging="360"/>
+      </w:pPr>
+      <w:rPr>
+        <w:rFonts w:ascii="Wingdings" w:hAnsi="Wingdings" w:hint="default"/>
+      </w:rPr>
+    </w:lvl>
+  </w:abstractNum>
+  <w:abstractNum w:abstractNumId="6" w15:restartNumberingAfterBreak="0">
     <w:nsid w:val="544F11E7"/>
     <w:multiLevelType w:val="hybridMultilevel"/>
     <w:tmpl w:val="F6584D0E"/>
@@ -2371,7 +4877,120 @@
       </w:rPr>
     </w:lvl>
   </w:abstractNum>
-  <w:abstractNum w:abstractNumId="5" w15:restartNumberingAfterBreak="0">
+  <w:abstractNum w:abstractNumId="7" w15:restartNumberingAfterBreak="0">
+    <w:nsid w:val="56B406ED"/>
+    <w:multiLevelType w:val="hybridMultilevel"/>
+    <w:tmpl w:val="2630762C"/>
+    <w:lvl w:ilvl="0" w:tplc="1C090001">
+      <w:start w:val="1"/>
+      <w:numFmt w:val="bullet"/>
+      <w:lvlText w:val=""/>
+      <w:lvlJc w:val="left"/>
+      <w:pPr>
+        <w:ind w:left="770" w:hanging="360"/>
+      </w:pPr>
+      <w:rPr>
+        <w:rFonts w:ascii="Symbol" w:hAnsi="Symbol" w:hint="default"/>
+      </w:rPr>
+    </w:lvl>
+    <w:lvl w:ilvl="1" w:tplc="1C090003" w:tentative="1">
+      <w:start w:val="1"/>
+      <w:numFmt w:val="bullet"/>
+      <w:lvlText w:val="o"/>
+      <w:lvlJc w:val="left"/>
+      <w:pPr>
+        <w:ind w:left="1490" w:hanging="360"/>
+      </w:pPr>
+      <w:rPr>
+        <w:rFonts w:ascii="Courier New" w:hAnsi="Courier New" w:cs="Courier New" w:hint="default"/>
+      </w:rPr>
+    </w:lvl>
+    <w:lvl w:ilvl="2" w:tplc="1C090005" w:tentative="1">
+      <w:start w:val="1"/>
+      <w:numFmt w:val="bullet"/>
+      <w:lvlText w:val=""/>
+      <w:lvlJc w:val="left"/>
+      <w:pPr>
+        <w:ind w:left="2210" w:hanging="360"/>
+      </w:pPr>
+      <w:rPr>
+        <w:rFonts w:ascii="Wingdings" w:hAnsi="Wingdings" w:hint="default"/>
+      </w:rPr>
+    </w:lvl>
+    <w:lvl w:ilvl="3" w:tplc="1C090001" w:tentative="1">
+      <w:start w:val="1"/>
+      <w:numFmt w:val="bullet"/>
+      <w:lvlText w:val=""/>
+      <w:lvlJc w:val="left"/>
+      <w:pPr>
+        <w:ind w:left="2930" w:hanging="360"/>
+      </w:pPr>
+      <w:rPr>
+        <w:rFonts w:ascii="Symbol" w:hAnsi="Symbol" w:hint="default"/>
+      </w:rPr>
+    </w:lvl>
+    <w:lvl w:ilvl="4" w:tplc="1C090003" w:tentative="1">
+      <w:start w:val="1"/>
+      <w:numFmt w:val="bullet"/>
+      <w:lvlText w:val="o"/>
+      <w:lvlJc w:val="left"/>
+      <w:pPr>
+        <w:ind w:left="3650" w:hanging="360"/>
+      </w:pPr>
+      <w:rPr>
+        <w:rFonts w:ascii="Courier New" w:hAnsi="Courier New" w:cs="Courier New" w:hint="default"/>
+      </w:rPr>
+    </w:lvl>
+    <w:lvl w:ilvl="5" w:tplc="1C090005" w:tentative="1">
+      <w:start w:val="1"/>
+      <w:numFmt w:val="bullet"/>
+      <w:lvlText w:val=""/>
+      <w:lvlJc w:val="left"/>
+      <w:pPr>
+        <w:ind w:left="4370" w:hanging="360"/>
+      </w:pPr>
+      <w:rPr>
+        <w:rFonts w:ascii="Wingdings" w:hAnsi="Wingdings" w:hint="default"/>
+      </w:rPr>
+    </w:lvl>
+    <w:lvl w:ilvl="6" w:tplc="1C090001" w:tentative="1">
+      <w:start w:val="1"/>
+      <w:numFmt w:val="bullet"/>
+      <w:lvlText w:val=""/>
+      <w:lvlJc w:val="left"/>
+      <w:pPr>
+        <w:ind w:left="5090" w:hanging="360"/>
+      </w:pPr>
+      <w:rPr>
+        <w:rFonts w:ascii="Symbol" w:hAnsi="Symbol" w:hint="default"/>
+      </w:rPr>
+    </w:lvl>
+    <w:lvl w:ilvl="7" w:tplc="1C090003" w:tentative="1">
+      <w:start w:val="1"/>
+      <w:numFmt w:val="bullet"/>
+      <w:lvlText w:val="o"/>
+      <w:lvlJc w:val="left"/>
+      <w:pPr>
+        <w:ind w:left="5810" w:hanging="360"/>
+      </w:pPr>
+      <w:rPr>
+        <w:rFonts w:ascii="Courier New" w:hAnsi="Courier New" w:cs="Courier New" w:hint="default"/>
+      </w:rPr>
+    </w:lvl>
+    <w:lvl w:ilvl="8" w:tplc="1C090005" w:tentative="1">
+      <w:start w:val="1"/>
+      <w:numFmt w:val="bullet"/>
+      <w:lvlText w:val=""/>
+      <w:lvlJc w:val="left"/>
+      <w:pPr>
+        <w:ind w:left="6530" w:hanging="360"/>
+      </w:pPr>
+      <w:rPr>
+        <w:rFonts w:ascii="Wingdings" w:hAnsi="Wingdings" w:hint="default"/>
+      </w:rPr>
+    </w:lvl>
+  </w:abstractNum>
+  <w:abstractNum w:abstractNumId="8" w15:restartNumberingAfterBreak="0">
     <w:nsid w:val="59694C83"/>
     <w:multiLevelType w:val="hybridMultilevel"/>
     <w:tmpl w:val="7F043C88"/>
@@ -2484,7 +5103,7 @@
       </w:rPr>
     </w:lvl>
   </w:abstractNum>
-  <w:abstractNum w:abstractNumId="6" w15:restartNumberingAfterBreak="0">
+  <w:abstractNum w:abstractNumId="9" w15:restartNumberingAfterBreak="0">
     <w:nsid w:val="5C7C5BF7"/>
     <w:multiLevelType w:val="multilevel"/>
     <w:tmpl w:val="C5E22770"/>
@@ -2633,7 +5252,7 @@
       </w:rPr>
     </w:lvl>
   </w:abstractNum>
-  <w:abstractNum w:abstractNumId="7" w15:restartNumberingAfterBreak="0">
+  <w:abstractNum w:abstractNumId="10" w15:restartNumberingAfterBreak="0">
     <w:nsid w:val="669647F6"/>
     <w:multiLevelType w:val="hybridMultilevel"/>
     <w:tmpl w:val="E94A6A54"/>
@@ -2753,22 +5372,31 @@
     <w:abstractNumId w:val="3"/>
   </w:num>
   <w:num w:numId="3" w16cid:durableId="607465249">
-    <w:abstractNumId w:val="4"/>
+    <w:abstractNumId w:val="6"/>
   </w:num>
   <w:num w:numId="4" w16cid:durableId="438261055">
     <w:abstractNumId w:val="1"/>
   </w:num>
   <w:num w:numId="5" w16cid:durableId="1290668281">
-    <w:abstractNumId w:val="5"/>
+    <w:abstractNumId w:val="8"/>
   </w:num>
   <w:num w:numId="6" w16cid:durableId="484131603">
-    <w:abstractNumId w:val="7"/>
+    <w:abstractNumId w:val="10"/>
   </w:num>
   <w:num w:numId="7" w16cid:durableId="1481385105">
     <w:abstractNumId w:val="2"/>
   </w:num>
   <w:num w:numId="8" w16cid:durableId="825366034">
-    <w:abstractNumId w:val="6"/>
+    <w:abstractNumId w:val="9"/>
+  </w:num>
+  <w:num w:numId="9" w16cid:durableId="1391342469">
+    <w:abstractNumId w:val="4"/>
+  </w:num>
+  <w:num w:numId="10" w16cid:durableId="1419253876">
+    <w:abstractNumId w:val="7"/>
+  </w:num>
+  <w:num w:numId="11" w16cid:durableId="2093234951">
+    <w:abstractNumId w:val="5"/>
   </w:num>
 </w:numbering>
 </file>
@@ -3173,7 +5801,7 @@
   <w:style w:type="paragraph" w:default="1" w:styleId="Normal">
     <w:name w:val="Normal"/>
     <w:qFormat/>
-    <w:rsid w:val="006C67F9"/>
+    <w:rsid w:val="002D3749"/>
   </w:style>
   <w:style w:type="paragraph" w:styleId="Heading1">
     <w:name w:val="heading 1"/>
@@ -3733,6 +6361,125 @@
       <w:u w:val="single"/>
     </w:rPr>
   </w:style>
+  <w:style w:type="character" w:styleId="UnresolvedMention">
+    <w:name w:val="Unresolved Mention"/>
+    <w:basedOn w:val="DefaultParagraphFont"/>
+    <w:uiPriority w:val="99"/>
+    <w:semiHidden/>
+    <w:unhideWhenUsed/>
+    <w:rsid w:val="000E0EE4"/>
+    <w:rPr>
+      <w:color w:val="605E5C"/>
+      <w:shd w:val="clear" w:color="auto" w:fill="E1DFDD"/>
+    </w:rPr>
+  </w:style>
+  <w:style w:type="paragraph" w:styleId="Header">
+    <w:name w:val="header"/>
+    <w:basedOn w:val="Normal"/>
+    <w:link w:val="HeaderChar"/>
+    <w:uiPriority w:val="99"/>
+    <w:unhideWhenUsed/>
+    <w:rsid w:val="00177F7A"/>
+    <w:pPr>
+      <w:tabs>
+        <w:tab w:val="center" w:pos="4513"/>
+        <w:tab w:val="right" w:pos="9026"/>
+      </w:tabs>
+      <w:spacing w:after="0" w:line="240" w:lineRule="auto"/>
+    </w:pPr>
+  </w:style>
+  <w:style w:type="character" w:customStyle="1" w:styleId="HeaderChar">
+    <w:name w:val="Header Char"/>
+    <w:basedOn w:val="DefaultParagraphFont"/>
+    <w:link w:val="Header"/>
+    <w:uiPriority w:val="99"/>
+    <w:rsid w:val="00177F7A"/>
+  </w:style>
+  <w:style w:type="paragraph" w:styleId="Footer">
+    <w:name w:val="footer"/>
+    <w:basedOn w:val="Normal"/>
+    <w:link w:val="FooterChar"/>
+    <w:uiPriority w:val="99"/>
+    <w:unhideWhenUsed/>
+    <w:rsid w:val="00177F7A"/>
+    <w:pPr>
+      <w:tabs>
+        <w:tab w:val="center" w:pos="4513"/>
+        <w:tab w:val="right" w:pos="9026"/>
+      </w:tabs>
+      <w:spacing w:after="0" w:line="240" w:lineRule="auto"/>
+    </w:pPr>
+  </w:style>
+  <w:style w:type="character" w:customStyle="1" w:styleId="FooterChar">
+    <w:name w:val="Footer Char"/>
+    <w:basedOn w:val="DefaultParagraphFont"/>
+    <w:link w:val="Footer"/>
+    <w:uiPriority w:val="99"/>
+    <w:rsid w:val="00177F7A"/>
+  </w:style>
+  <w:style w:type="table" w:styleId="TableGrid">
+    <w:name w:val="Table Grid"/>
+    <w:basedOn w:val="TableNormal"/>
+    <w:uiPriority w:val="39"/>
+    <w:rsid w:val="002A4081"/>
+    <w:pPr>
+      <w:spacing w:after="0" w:line="240" w:lineRule="auto"/>
+    </w:pPr>
+    <w:tblPr>
+      <w:tblBorders>
+        <w:top w:val="single" w:sz="4" w:space="0" w:color="auto"/>
+        <w:left w:val="single" w:sz="4" w:space="0" w:color="auto"/>
+        <w:bottom w:val="single" w:sz="4" w:space="0" w:color="auto"/>
+        <w:right w:val="single" w:sz="4" w:space="0" w:color="auto"/>
+        <w:insideH w:val="single" w:sz="4" w:space="0" w:color="auto"/>
+        <w:insideV w:val="single" w:sz="4" w:space="0" w:color="auto"/>
+      </w:tblBorders>
+    </w:tblPr>
+  </w:style>
+  <w:style w:type="character" w:styleId="Strong">
+    <w:name w:val="Strong"/>
+    <w:basedOn w:val="DefaultParagraphFont"/>
+    <w:uiPriority w:val="22"/>
+    <w:qFormat/>
+    <w:rsid w:val="002A4081"/>
+    <w:rPr>
+      <w:b/>
+      <w:bCs/>
+    </w:rPr>
+  </w:style>
+  <w:style w:type="paragraph" w:styleId="NoSpacing">
+    <w:name w:val="No Spacing"/>
+    <w:link w:val="NoSpacingChar"/>
+    <w:uiPriority w:val="1"/>
+    <w:qFormat/>
+    <w:rsid w:val="00764A86"/>
+    <w:pPr>
+      <w:spacing w:after="0" w:line="240" w:lineRule="auto"/>
+    </w:pPr>
+    <w:rPr>
+      <w:rFonts w:eastAsiaTheme="minorEastAsia"/>
+      <w:kern w:val="0"/>
+      <w:sz w:val="22"/>
+      <w:szCs w:val="22"/>
+      <w:lang w:eastAsia="en-ZA"/>
+      <w14:ligatures w14:val="none"/>
+    </w:rPr>
+  </w:style>
+  <w:style w:type="character" w:customStyle="1" w:styleId="NoSpacingChar">
+    <w:name w:val="No Spacing Char"/>
+    <w:basedOn w:val="DefaultParagraphFont"/>
+    <w:link w:val="NoSpacing"/>
+    <w:uiPriority w:val="1"/>
+    <w:rsid w:val="00764A86"/>
+    <w:rPr>
+      <w:rFonts w:eastAsiaTheme="minorEastAsia"/>
+      <w:kern w:val="0"/>
+      <w:sz w:val="22"/>
+      <w:szCs w:val="22"/>
+      <w:lang w:eastAsia="en-ZA"/>
+      <w14:ligatures w14:val="none"/>
+    </w:rPr>
+  </w:style>
 </w:styles>
 </file>
 
@@ -4049,4 +6796,35 @@
     </a:ext>
   </a:extLst>
 </a:theme>
+</file>
+
+<file path=customXml/item1.xml><?xml version="1.0" encoding="utf-8"?>
+<CoverPageProperties xmlns="http://schemas.microsoft.com/office/2006/coverPageProps">
+  <PublishDate/>
+  <Abstract/>
+  <CompanyAddress>ST10505573</CompanyAddress>
+  <CompanyPhone/>
+  <CompanyFax/>
+  <CompanyEmail/>
+</CoverPageProperties>
+</file>
+
+<file path=customXml/item2.xml><?xml version="1.0" encoding="utf-8"?>
+<b:Sources xmlns:b="http://schemas.openxmlformats.org/officeDocument/2006/bibliography" xmlns="http://schemas.openxmlformats.org/officeDocument/2006/bibliography" SelectedStyle="\APASixthEditionOfficeOnline.xsl" StyleName="APA" Version="6"/>
+</file>
+
+<file path=customXml/itemProps1.xml><?xml version="1.0" encoding="utf-8"?>
+<ds:datastoreItem xmlns:ds="http://schemas.openxmlformats.org/officeDocument/2006/customXml" ds:itemID="{55AF091B-3C7A-41E3-B477-F2FDAA23CFDA}">
+  <ds:schemaRefs>
+    <ds:schemaRef ds:uri="http://schemas.microsoft.com/office/2006/coverPageProps"/>
+  </ds:schemaRefs>
+</ds:datastoreItem>
+</file>
+
+<file path=customXml/itemProps2.xml><?xml version="1.0" encoding="utf-8"?>
+<ds:datastoreItem xmlns:ds="http://schemas.openxmlformats.org/officeDocument/2006/customXml" ds:itemID="{25C970CF-9ADE-43C1-B5D5-70F7FAF477AA}">
+  <ds:schemaRefs>
+    <ds:schemaRef ds:uri="http://schemas.openxmlformats.org/officeDocument/2006/bibliography"/>
+  </ds:schemaRefs>
+</ds:datastoreItem>
 </file>